--- a/docs/curvature_and_stiffness/Deep_Dive_into_Ricci_Curvature_Tensor.docx
+++ b/docs/curvature_and_stiffness/Deep_Dive_into_Ricci_Curvature_Tensor.docx
@@ -24,6 +24,37 @@
         <w:t>Introductory Notes</w:t>
       </w:r>
     </w:p>
+    <w:p/>
+    <w:p>
+      <w:pPr>
+        <w:pStyle w:val="Heading1"/>
+      </w:pPr>
+      <w:r>
+        <w:t>The Starting Point: Covariant Differentiation</w:t>
+      </w:r>
+    </w:p>
+    <w:p/>
+    <w:p>
+      <w:r>
+        <w:t>To understand covariant differentiation, we must address a fundamental problem: in curved space or non-Cartesian coordinates, the basis vectors change direction from point to point.</w:t>
+      </w:r>
+      <w:r>
+        <w:t xml:space="preserve"> </w:t>
+      </w:r>
+      <w:r>
+        <w:t xml:space="preserve">When </w:t>
+      </w:r>
+      <w:r>
+        <w:t>we</w:t>
+      </w:r>
+      <w:r>
+        <w:t xml:space="preserve"> differentiate a vector field, standard calculus only measures how the numbers (components) change. It completely misses the fact that the coordinate grid itself is twisting under the vector. The covariant derivative fixes this.</w:t>
+      </w:r>
+    </w:p>
+    <w:p/>
+    <w:p/>
+    <w:p/>
+    <w:p/>
     <w:p/>
     <w:p>
       <w:pPr>

--- a/docs/curvature_and_stiffness/Deep_Dive_into_Ricci_Curvature_Tensor.docx
+++ b/docs/curvature_and_stiffness/Deep_Dive_into_Ricci_Curvature_Tensor.docx
@@ -50,6 +50,301 @@
       <w:r>
         <w:t xml:space="preserve"> differentiate a vector field, standard calculus only measures how the numbers (components) change. It completely misses the fact that the coordinate grid itself is twisting under the vector. The covariant derivative fixes this.</w:t>
       </w:r>
+    </w:p>
+    <w:p/>
+    <w:p>
+      <w:pPr>
+        <w:rPr>
+          <w:u w:val="single"/>
+        </w:rPr>
+      </w:pPr>
+      <w:r>
+        <w:rPr>
+          <w:u w:val="single"/>
+        </w:rPr>
+        <w:t>Intuitive breakdown of the two terms in covariant differentiation</w:t>
+      </w:r>
+    </w:p>
+    <w:p/>
+    <w:p>
+      <w:r>
+        <w:t xml:space="preserve">If we move a tiny distance in the direction of coordinate </w:t>
+      </w:r>
+    </w:p>
+    <w:p/>
+    <w:p>
+      <w:pPr>
+        <w:rPr>
+          <w:rFonts w:eastAsiaTheme="minorEastAsia"/>
+        </w:rPr>
+      </w:pPr>
+      <m:oMath>
+        <m:sSub>
+          <m:sSubPr>
+            <m:ctrlPr>
+              <w:rPr>
+                <w:rFonts w:ascii="Cambria Math" w:hAnsi="Cambria Math"/>
+                <w:i/>
+              </w:rPr>
+            </m:ctrlPr>
+          </m:sSubPr>
+          <m:e>
+            <m:r>
+              <m:rPr>
+                <m:sty m:val="p"/>
+              </m:rPr>
+              <w:rPr>
+                <w:rFonts w:ascii="Cambria Math" w:hAnsi="Cambria Math"/>
+              </w:rPr>
+              <m:t>∇</m:t>
+            </m:r>
+          </m:e>
+          <m:sub>
+            <m:r>
+              <w:rPr>
+                <w:rFonts w:ascii="Cambria Math" w:hAnsi="Cambria Math"/>
+              </w:rPr>
+              <m:t>β</m:t>
+            </m:r>
+          </m:sub>
+        </m:sSub>
+        <m:sSup>
+          <m:sSupPr>
+            <m:ctrlPr>
+              <w:rPr>
+                <w:rFonts w:ascii="Cambria Math" w:hAnsi="Cambria Math"/>
+                <w:i/>
+              </w:rPr>
+            </m:ctrlPr>
+          </m:sSupPr>
+          <m:e>
+            <m:r>
+              <w:rPr>
+                <w:rFonts w:ascii="Cambria Math" w:hAnsi="Cambria Math"/>
+              </w:rPr>
+              <m:t>V</m:t>
+            </m:r>
+          </m:e>
+          <m:sup>
+            <m:r>
+              <w:rPr>
+                <w:rFonts w:ascii="Cambria Math" w:hAnsi="Cambria Math"/>
+              </w:rPr>
+              <m:t>μ</m:t>
+            </m:r>
+          </m:sup>
+        </m:sSup>
+        <m:r>
+          <w:rPr>
+            <w:rFonts w:ascii="Cambria Math" w:hAnsi="Cambria Math"/>
+          </w:rPr>
+          <m:t>=</m:t>
+        </m:r>
+        <m:limLow>
+          <m:limLowPr>
+            <m:ctrlPr>
+              <w:rPr>
+                <w:rFonts w:ascii="Cambria Math" w:hAnsi="Cambria Math"/>
+                <w:i/>
+              </w:rPr>
+            </m:ctrlPr>
+          </m:limLowPr>
+          <m:e>
+            <m:groupChr>
+              <m:groupChrPr>
+                <m:ctrlPr>
+                  <w:rPr>
+                    <w:rFonts w:ascii="Cambria Math" w:hAnsi="Cambria Math"/>
+                    <w:i/>
+                  </w:rPr>
+                </m:ctrlPr>
+              </m:groupChrPr>
+              <m:e>
+                <m:sSub>
+                  <m:sSubPr>
+                    <m:ctrlPr>
+                      <w:rPr>
+                        <w:rFonts w:ascii="Cambria Math" w:hAnsi="Cambria Math"/>
+                        <w:i/>
+                      </w:rPr>
+                    </m:ctrlPr>
+                  </m:sSubPr>
+                  <m:e>
+                    <m:r>
+                      <w:rPr>
+                        <w:rFonts w:ascii="Cambria Math" w:hAnsi="Cambria Math"/>
+                      </w:rPr>
+                      <m:t>∂</m:t>
+                    </m:r>
+                  </m:e>
+                  <m:sub>
+                    <m:r>
+                      <w:rPr>
+                        <w:rFonts w:ascii="Cambria Math" w:hAnsi="Cambria Math"/>
+                      </w:rPr>
+                      <m:t>β</m:t>
+                    </m:r>
+                  </m:sub>
+                </m:sSub>
+                <m:sSup>
+                  <m:sSupPr>
+                    <m:ctrlPr>
+                      <w:rPr>
+                        <w:rFonts w:ascii="Cambria Math" w:hAnsi="Cambria Math"/>
+                        <w:i/>
+                      </w:rPr>
+                    </m:ctrlPr>
+                  </m:sSupPr>
+                  <m:e>
+                    <m:r>
+                      <w:rPr>
+                        <w:rFonts w:ascii="Cambria Math" w:hAnsi="Cambria Math"/>
+                      </w:rPr>
+                      <m:t>V</m:t>
+                    </m:r>
+                  </m:e>
+                  <m:sup>
+                    <m:r>
+                      <w:rPr>
+                        <w:rFonts w:ascii="Cambria Math" w:hAnsi="Cambria Math"/>
+                      </w:rPr>
+                      <m:t>μ</m:t>
+                    </m:r>
+                  </m:sup>
+                </m:sSup>
+              </m:e>
+            </m:groupChr>
+          </m:e>
+          <m:lim>
+            <m:r>
+              <m:rPr>
+                <m:sty m:val="p"/>
+              </m:rPr>
+              <w:rPr>
+                <w:rFonts w:ascii="Cambria Math" w:hAnsi="Cambria Math"/>
+              </w:rPr>
+              <m:t>component change</m:t>
+            </m:r>
+          </m:lim>
+        </m:limLow>
+        <m:r>
+          <w:rPr>
+            <w:rFonts w:ascii="Cambria Math" w:hAnsi="Cambria Math"/>
+          </w:rPr>
+          <m:t>+</m:t>
+        </m:r>
+        <m:limLow>
+          <m:limLowPr>
+            <m:ctrlPr>
+              <w:rPr>
+                <w:rFonts w:ascii="Cambria Math" w:hAnsi="Cambria Math"/>
+                <w:i/>
+              </w:rPr>
+            </m:ctrlPr>
+          </m:limLowPr>
+          <m:e>
+            <m:groupChr>
+              <m:groupChrPr>
+                <m:ctrlPr>
+                  <w:rPr>
+                    <w:rFonts w:ascii="Cambria Math" w:hAnsi="Cambria Math"/>
+                    <w:i/>
+                  </w:rPr>
+                </m:ctrlPr>
+              </m:groupChrPr>
+              <m:e>
+                <m:sSubSup>
+                  <m:sSubSupPr>
+                    <m:ctrlPr>
+                      <w:rPr>
+                        <w:rFonts w:ascii="Cambria Math" w:hAnsi="Cambria Math"/>
+                        <w:i/>
+                      </w:rPr>
+                    </m:ctrlPr>
+                  </m:sSubSupPr>
+                  <m:e>
+                    <m:r>
+                      <m:rPr>
+                        <m:sty m:val="p"/>
+                      </m:rPr>
+                      <w:rPr>
+                        <w:rFonts w:ascii="Cambria Math" w:hAnsi="Cambria Math"/>
+                      </w:rPr>
+                      <m:t>Γ</m:t>
+                    </m:r>
+                  </m:e>
+                  <m:sub>
+                    <m:r>
+                      <w:rPr>
+                        <w:rFonts w:ascii="Cambria Math" w:hAnsi="Cambria Math"/>
+                      </w:rPr>
+                      <m:t>νβ</m:t>
+                    </m:r>
+                  </m:sub>
+                  <m:sup>
+                    <m:r>
+                      <w:rPr>
+                        <w:rFonts w:ascii="Cambria Math" w:hAnsi="Cambria Math"/>
+                      </w:rPr>
+                      <m:t>μ</m:t>
+                    </m:r>
+                  </m:sup>
+                </m:sSubSup>
+                <m:sSup>
+                  <m:sSupPr>
+                    <m:ctrlPr>
+                      <w:rPr>
+                        <w:rFonts w:ascii="Cambria Math" w:hAnsi="Cambria Math"/>
+                        <w:i/>
+                      </w:rPr>
+                    </m:ctrlPr>
+                  </m:sSupPr>
+                  <m:e>
+                    <m:r>
+                      <w:rPr>
+                        <w:rFonts w:ascii="Cambria Math" w:hAnsi="Cambria Math"/>
+                      </w:rPr>
+                      <m:t>V</m:t>
+                    </m:r>
+                  </m:e>
+                  <m:sup>
+                    <m:r>
+                      <w:rPr>
+                        <w:rFonts w:ascii="Cambria Math" w:hAnsi="Cambria Math"/>
+                      </w:rPr>
+                      <m:t>ν</m:t>
+                    </m:r>
+                  </m:sup>
+                </m:sSup>
+              </m:e>
+            </m:groupChr>
+          </m:e>
+          <m:lim>
+            <m:r>
+              <m:rPr>
+                <m:sty m:val="p"/>
+              </m:rPr>
+              <w:rPr>
+                <w:rFonts w:ascii="Cambria Math" w:hAnsi="Cambria Math"/>
+              </w:rPr>
+              <m:t>basis change</m:t>
+            </m:r>
+          </m:lim>
+        </m:limLow>
+      </m:oMath>
+      <w:r>
+        <w:rPr>
+          <w:rFonts w:eastAsiaTheme="minorEastAsia"/>
+        </w:rPr>
+        <w:t xml:space="preserve"> </w:t>
+      </w:r>
+    </w:p>
+    <w:p>
+      <w:pPr>
+        <w:rPr>
+          <w:rFonts w:eastAsiaTheme="minorEastAsia"/>
+        </w:rPr>
+      </w:pPr>
     </w:p>
     <w:p/>
     <w:p/>
@@ -91,6 +386,1223 @@
       </w:pPr>
       <w:r>
         <w:t>Appendix</w:t>
+      </w:r>
+    </w:p>
+    <w:p/>
+    <w:p/>
+    <w:p>
+      <w:r>
+        <w:rPr>
+          <w:noProof/>
+        </w:rPr>
+        <w:lastRenderedPageBreak/>
+        <w:drawing>
+          <wp:inline distT="0" distB="0" distL="0" distR="0" wp14:anchorId="6DBF374A" wp14:editId="1C3FBA32">
+            <wp:extent cx="5943600" cy="5414645"/>
+            <wp:effectExtent l="0" t="0" r="0" b="0"/>
+            <wp:docPr id="1416090357" name="Picture 7" descr="A screenshot of a paper&#10;&#10;AI-generated content may be incorrect."/>
+            <wp:cNvGraphicFramePr>
+              <a:graphicFrameLocks xmlns:a="http://schemas.openxmlformats.org/drawingml/2006/main" noChangeAspect="1"/>
+            </wp:cNvGraphicFramePr>
+            <a:graphic xmlns:a="http://schemas.openxmlformats.org/drawingml/2006/main">
+              <a:graphicData uri="http://schemas.openxmlformats.org/drawingml/2006/picture">
+                <pic:pic xmlns:pic="http://schemas.openxmlformats.org/drawingml/2006/picture">
+                  <pic:nvPicPr>
+                    <pic:cNvPr id="1416090357" name="Picture 7" descr="A screenshot of a paper&#10;&#10;AI-generated content may be incorrect."/>
+                    <pic:cNvPicPr/>
+                  </pic:nvPicPr>
+                  <pic:blipFill>
+                    <a:blip r:embed="rId4" cstate="print">
+                      <a:extLst>
+                        <a:ext uri="{28A0092B-C50C-407E-A947-70E740481C1C}">
+                          <a14:useLocalDpi xmlns:a14="http://schemas.microsoft.com/office/drawing/2010/main" val="0"/>
+                        </a:ext>
+                      </a:extLst>
+                    </a:blip>
+                    <a:stretch>
+                      <a:fillRect/>
+                    </a:stretch>
+                  </pic:blipFill>
+                  <pic:spPr>
+                    <a:xfrm>
+                      <a:off x="0" y="0"/>
+                      <a:ext cx="5943600" cy="5414645"/>
+                    </a:xfrm>
+                    <a:prstGeom prst="rect">
+                      <a:avLst/>
+                    </a:prstGeom>
+                  </pic:spPr>
+                </pic:pic>
+              </a:graphicData>
+            </a:graphic>
+          </wp:inline>
+        </w:drawing>
+      </w:r>
+      <w:r>
+        <w:rPr>
+          <w:noProof/>
+        </w:rPr>
+        <w:lastRenderedPageBreak/>
+        <w:drawing>
+          <wp:inline distT="0" distB="0" distL="0" distR="0" wp14:anchorId="10A846CC" wp14:editId="0922EF37">
+            <wp:extent cx="5943600" cy="5351780"/>
+            <wp:effectExtent l="0" t="0" r="0" b="0"/>
+            <wp:docPr id="1772302593" name="Picture 8" descr="A screenshot of a math problem&#10;&#10;AI-generated content may be incorrect."/>
+            <wp:cNvGraphicFramePr>
+              <a:graphicFrameLocks xmlns:a="http://schemas.openxmlformats.org/drawingml/2006/main" noChangeAspect="1"/>
+            </wp:cNvGraphicFramePr>
+            <a:graphic xmlns:a="http://schemas.openxmlformats.org/drawingml/2006/main">
+              <a:graphicData uri="http://schemas.openxmlformats.org/drawingml/2006/picture">
+                <pic:pic xmlns:pic="http://schemas.openxmlformats.org/drawingml/2006/picture">
+                  <pic:nvPicPr>
+                    <pic:cNvPr id="1772302593" name="Picture 8" descr="A screenshot of a math problem&#10;&#10;AI-generated content may be incorrect."/>
+                    <pic:cNvPicPr/>
+                  </pic:nvPicPr>
+                  <pic:blipFill>
+                    <a:blip r:embed="rId5" cstate="print">
+                      <a:extLst>
+                        <a:ext uri="{28A0092B-C50C-407E-A947-70E740481C1C}">
+                          <a14:useLocalDpi xmlns:a14="http://schemas.microsoft.com/office/drawing/2010/main" val="0"/>
+                        </a:ext>
+                      </a:extLst>
+                    </a:blip>
+                    <a:stretch>
+                      <a:fillRect/>
+                    </a:stretch>
+                  </pic:blipFill>
+                  <pic:spPr>
+                    <a:xfrm>
+                      <a:off x="0" y="0"/>
+                      <a:ext cx="5943600" cy="5351780"/>
+                    </a:xfrm>
+                    <a:prstGeom prst="rect">
+                      <a:avLst/>
+                    </a:prstGeom>
+                  </pic:spPr>
+                </pic:pic>
+              </a:graphicData>
+            </a:graphic>
+          </wp:inline>
+        </w:drawing>
+      </w:r>
+      <w:r>
+        <w:rPr>
+          <w:noProof/>
+        </w:rPr>
+        <w:lastRenderedPageBreak/>
+        <w:drawing>
+          <wp:inline distT="0" distB="0" distL="0" distR="0" wp14:anchorId="5CA90A84" wp14:editId="2108828E">
+            <wp:extent cx="5943600" cy="3435985"/>
+            <wp:effectExtent l="0" t="0" r="0" b="5715"/>
+            <wp:docPr id="586400499" name="Picture 9" descr="A math equations on a white background&#10;&#10;AI-generated content may be incorrect."/>
+            <wp:cNvGraphicFramePr>
+              <a:graphicFrameLocks xmlns:a="http://schemas.openxmlformats.org/drawingml/2006/main" noChangeAspect="1"/>
+            </wp:cNvGraphicFramePr>
+            <a:graphic xmlns:a="http://schemas.openxmlformats.org/drawingml/2006/main">
+              <a:graphicData uri="http://schemas.openxmlformats.org/drawingml/2006/picture">
+                <pic:pic xmlns:pic="http://schemas.openxmlformats.org/drawingml/2006/picture">
+                  <pic:nvPicPr>
+                    <pic:cNvPr id="586400499" name="Picture 9" descr="A math equations on a white background&#10;&#10;AI-generated content may be incorrect."/>
+                    <pic:cNvPicPr/>
+                  </pic:nvPicPr>
+                  <pic:blipFill>
+                    <a:blip r:embed="rId6">
+                      <a:extLst>
+                        <a:ext uri="{28A0092B-C50C-407E-A947-70E740481C1C}">
+                          <a14:useLocalDpi xmlns:a14="http://schemas.microsoft.com/office/drawing/2010/main" val="0"/>
+                        </a:ext>
+                      </a:extLst>
+                    </a:blip>
+                    <a:stretch>
+                      <a:fillRect/>
+                    </a:stretch>
+                  </pic:blipFill>
+                  <pic:spPr>
+                    <a:xfrm>
+                      <a:off x="0" y="0"/>
+                      <a:ext cx="5943600" cy="3435985"/>
+                    </a:xfrm>
+                    <a:prstGeom prst="rect">
+                      <a:avLst/>
+                    </a:prstGeom>
+                  </pic:spPr>
+                </pic:pic>
+              </a:graphicData>
+            </a:graphic>
+          </wp:inline>
+        </w:drawing>
+      </w:r>
+      <w:r>
+        <w:rPr>
+          <w:noProof/>
+        </w:rPr>
+        <w:drawing>
+          <wp:inline distT="0" distB="0" distL="0" distR="0" wp14:anchorId="5CBB3D7C" wp14:editId="287E1CC8">
+            <wp:extent cx="5943600" cy="4500880"/>
+            <wp:effectExtent l="0" t="0" r="0" b="0"/>
+            <wp:docPr id="573354639" name="Picture 10" descr="A graph of a graph with arrows&#10;&#10;AI-generated content may be incorrect."/>
+            <wp:cNvGraphicFramePr>
+              <a:graphicFrameLocks xmlns:a="http://schemas.openxmlformats.org/drawingml/2006/main" noChangeAspect="1"/>
+            </wp:cNvGraphicFramePr>
+            <a:graphic xmlns:a="http://schemas.openxmlformats.org/drawingml/2006/main">
+              <a:graphicData uri="http://schemas.openxmlformats.org/drawingml/2006/picture">
+                <pic:pic xmlns:pic="http://schemas.openxmlformats.org/drawingml/2006/picture">
+                  <pic:nvPicPr>
+                    <pic:cNvPr id="573354639" name="Picture 10" descr="A graph of a graph with arrows&#10;&#10;AI-generated content may be incorrect."/>
+                    <pic:cNvPicPr/>
+                  </pic:nvPicPr>
+                  <pic:blipFill>
+                    <a:blip r:embed="rId7" cstate="print">
+                      <a:extLst>
+                        <a:ext uri="{28A0092B-C50C-407E-A947-70E740481C1C}">
+                          <a14:useLocalDpi xmlns:a14="http://schemas.microsoft.com/office/drawing/2010/main" val="0"/>
+                        </a:ext>
+                      </a:extLst>
+                    </a:blip>
+                    <a:stretch>
+                      <a:fillRect/>
+                    </a:stretch>
+                  </pic:blipFill>
+                  <pic:spPr>
+                    <a:xfrm>
+                      <a:off x="0" y="0"/>
+                      <a:ext cx="5943600" cy="4500880"/>
+                    </a:xfrm>
+                    <a:prstGeom prst="rect">
+                      <a:avLst/>
+                    </a:prstGeom>
+                  </pic:spPr>
+                </pic:pic>
+              </a:graphicData>
+            </a:graphic>
+          </wp:inline>
+        </w:drawing>
+      </w:r>
+      <w:r>
+        <w:rPr>
+          <w:noProof/>
+        </w:rPr>
+        <w:lastRenderedPageBreak/>
+        <w:drawing>
+          <wp:inline distT="0" distB="0" distL="0" distR="0" wp14:anchorId="46E47429" wp14:editId="468EC93E">
+            <wp:extent cx="5943600" cy="5605780"/>
+            <wp:effectExtent l="0" t="0" r="0" b="0"/>
+            <wp:docPr id="555020861" name="Picture 11" descr="A math problem with lines and equations&#10;&#10;AI-generated content may be incorrect."/>
+            <wp:cNvGraphicFramePr>
+              <a:graphicFrameLocks xmlns:a="http://schemas.openxmlformats.org/drawingml/2006/main" noChangeAspect="1"/>
+            </wp:cNvGraphicFramePr>
+            <a:graphic xmlns:a="http://schemas.openxmlformats.org/drawingml/2006/main">
+              <a:graphicData uri="http://schemas.openxmlformats.org/drawingml/2006/picture">
+                <pic:pic xmlns:pic="http://schemas.openxmlformats.org/drawingml/2006/picture">
+                  <pic:nvPicPr>
+                    <pic:cNvPr id="555020861" name="Picture 11" descr="A math problem with lines and equations&#10;&#10;AI-generated content may be incorrect."/>
+                    <pic:cNvPicPr/>
+                  </pic:nvPicPr>
+                  <pic:blipFill>
+                    <a:blip r:embed="rId8">
+                      <a:extLst>
+                        <a:ext uri="{28A0092B-C50C-407E-A947-70E740481C1C}">
+                          <a14:useLocalDpi xmlns:a14="http://schemas.microsoft.com/office/drawing/2010/main" val="0"/>
+                        </a:ext>
+                      </a:extLst>
+                    </a:blip>
+                    <a:stretch>
+                      <a:fillRect/>
+                    </a:stretch>
+                  </pic:blipFill>
+                  <pic:spPr>
+                    <a:xfrm>
+                      <a:off x="0" y="0"/>
+                      <a:ext cx="5943600" cy="5605780"/>
+                    </a:xfrm>
+                    <a:prstGeom prst="rect">
+                      <a:avLst/>
+                    </a:prstGeom>
+                  </pic:spPr>
+                </pic:pic>
+              </a:graphicData>
+            </a:graphic>
+          </wp:inline>
+        </w:drawing>
+      </w:r>
+      <w:r>
+        <w:rPr>
+          <w:noProof/>
+        </w:rPr>
+        <w:lastRenderedPageBreak/>
+        <w:drawing>
+          <wp:inline distT="0" distB="0" distL="0" distR="0" wp14:anchorId="7A133CAD" wp14:editId="168F4794">
+            <wp:extent cx="5943600" cy="3005455"/>
+            <wp:effectExtent l="0" t="0" r="0" b="4445"/>
+            <wp:docPr id="1189088679" name="Picture 12" descr="A screenshot of a math problem&#10;&#10;AI-generated content may be incorrect."/>
+            <wp:cNvGraphicFramePr>
+              <a:graphicFrameLocks xmlns:a="http://schemas.openxmlformats.org/drawingml/2006/main" noChangeAspect="1"/>
+            </wp:cNvGraphicFramePr>
+            <a:graphic xmlns:a="http://schemas.openxmlformats.org/drawingml/2006/main">
+              <a:graphicData uri="http://schemas.openxmlformats.org/drawingml/2006/picture">
+                <pic:pic xmlns:pic="http://schemas.openxmlformats.org/drawingml/2006/picture">
+                  <pic:nvPicPr>
+                    <pic:cNvPr id="1189088679" name="Picture 12" descr="A screenshot of a math problem&#10;&#10;AI-generated content may be incorrect."/>
+                    <pic:cNvPicPr/>
+                  </pic:nvPicPr>
+                  <pic:blipFill>
+                    <a:blip r:embed="rId9">
+                      <a:extLst>
+                        <a:ext uri="{28A0092B-C50C-407E-A947-70E740481C1C}">
+                          <a14:useLocalDpi xmlns:a14="http://schemas.microsoft.com/office/drawing/2010/main" val="0"/>
+                        </a:ext>
+                      </a:extLst>
+                    </a:blip>
+                    <a:stretch>
+                      <a:fillRect/>
+                    </a:stretch>
+                  </pic:blipFill>
+                  <pic:spPr>
+                    <a:xfrm>
+                      <a:off x="0" y="0"/>
+                      <a:ext cx="5943600" cy="3005455"/>
+                    </a:xfrm>
+                    <a:prstGeom prst="rect">
+                      <a:avLst/>
+                    </a:prstGeom>
+                  </pic:spPr>
+                </pic:pic>
+              </a:graphicData>
+            </a:graphic>
+          </wp:inline>
+        </w:drawing>
+      </w:r>
+    </w:p>
+    <w:p/>
+    <w:p/>
+    <w:p/>
+    <w:p/>
+    <w:p/>
+    <w:p/>
+    <w:p/>
+    <w:p/>
+    <w:p/>
+    <w:p>
+      <w:r>
+        <w:t xml:space="preserve">analysis which connects the </w:t>
+      </w:r>
+      <w:proofErr w:type="spellStart"/>
+      <w:r>
+        <w:t>Christofphel</w:t>
+      </w:r>
+      <w:proofErr w:type="spellEnd"/>
+      <w:r>
+        <w:t xml:space="preserve"> symbol with curvature</w:t>
+      </w:r>
+    </w:p>
+    <w:p/>
+    <w:p>
+      <w:r>
+        <w:rPr>
+          <w:noProof/>
+        </w:rPr>
+        <w:lastRenderedPageBreak/>
+        <w:drawing>
+          <wp:inline distT="0" distB="0" distL="0" distR="0" wp14:anchorId="74FF68E7" wp14:editId="6D45C406">
+            <wp:extent cx="5943600" cy="3987165"/>
+            <wp:effectExtent l="0" t="0" r="0" b="635"/>
+            <wp:docPr id="1831569962" name="Picture 13" descr="A screenshot of a computer&#10;&#10;AI-generated content may be incorrect."/>
+            <wp:cNvGraphicFramePr>
+              <a:graphicFrameLocks xmlns:a="http://schemas.openxmlformats.org/drawingml/2006/main" noChangeAspect="1"/>
+            </wp:cNvGraphicFramePr>
+            <a:graphic xmlns:a="http://schemas.openxmlformats.org/drawingml/2006/main">
+              <a:graphicData uri="http://schemas.openxmlformats.org/drawingml/2006/picture">
+                <pic:pic xmlns:pic="http://schemas.openxmlformats.org/drawingml/2006/picture">
+                  <pic:nvPicPr>
+                    <pic:cNvPr id="1831569962" name="Picture 13" descr="A screenshot of a computer&#10;&#10;AI-generated content may be incorrect."/>
+                    <pic:cNvPicPr/>
+                  </pic:nvPicPr>
+                  <pic:blipFill>
+                    <a:blip r:embed="rId10" cstate="print">
+                      <a:extLst>
+                        <a:ext uri="{28A0092B-C50C-407E-A947-70E740481C1C}">
+                          <a14:useLocalDpi xmlns:a14="http://schemas.microsoft.com/office/drawing/2010/main" val="0"/>
+                        </a:ext>
+                      </a:extLst>
+                    </a:blip>
+                    <a:stretch>
+                      <a:fillRect/>
+                    </a:stretch>
+                  </pic:blipFill>
+                  <pic:spPr>
+                    <a:xfrm>
+                      <a:off x="0" y="0"/>
+                      <a:ext cx="5943600" cy="3987165"/>
+                    </a:xfrm>
+                    <a:prstGeom prst="rect">
+                      <a:avLst/>
+                    </a:prstGeom>
+                  </pic:spPr>
+                </pic:pic>
+              </a:graphicData>
+            </a:graphic>
+          </wp:inline>
+        </w:drawing>
+      </w:r>
+      <w:r>
+        <w:rPr>
+          <w:noProof/>
+        </w:rPr>
+        <w:drawing>
+          <wp:inline distT="0" distB="0" distL="0" distR="0" wp14:anchorId="372FD42E" wp14:editId="059E65F8">
+            <wp:extent cx="5943600" cy="3757930"/>
+            <wp:effectExtent l="0" t="0" r="0" b="1270"/>
+            <wp:docPr id="1985127736" name="Picture 14" descr="A screenshot of a math problem&#10;&#10;AI-generated content may be incorrect."/>
+            <wp:cNvGraphicFramePr>
+              <a:graphicFrameLocks xmlns:a="http://schemas.openxmlformats.org/drawingml/2006/main" noChangeAspect="1"/>
+            </wp:cNvGraphicFramePr>
+            <a:graphic xmlns:a="http://schemas.openxmlformats.org/drawingml/2006/main">
+              <a:graphicData uri="http://schemas.openxmlformats.org/drawingml/2006/picture">
+                <pic:pic xmlns:pic="http://schemas.openxmlformats.org/drawingml/2006/picture">
+                  <pic:nvPicPr>
+                    <pic:cNvPr id="1985127736" name="Picture 14" descr="A screenshot of a math problem&#10;&#10;AI-generated content may be incorrect."/>
+                    <pic:cNvPicPr/>
+                  </pic:nvPicPr>
+                  <pic:blipFill>
+                    <a:blip r:embed="rId11">
+                      <a:extLst>
+                        <a:ext uri="{28A0092B-C50C-407E-A947-70E740481C1C}">
+                          <a14:useLocalDpi xmlns:a14="http://schemas.microsoft.com/office/drawing/2010/main" val="0"/>
+                        </a:ext>
+                      </a:extLst>
+                    </a:blip>
+                    <a:stretch>
+                      <a:fillRect/>
+                    </a:stretch>
+                  </pic:blipFill>
+                  <pic:spPr>
+                    <a:xfrm>
+                      <a:off x="0" y="0"/>
+                      <a:ext cx="5943600" cy="3757930"/>
+                    </a:xfrm>
+                    <a:prstGeom prst="rect">
+                      <a:avLst/>
+                    </a:prstGeom>
+                  </pic:spPr>
+                </pic:pic>
+              </a:graphicData>
+            </a:graphic>
+          </wp:inline>
+        </w:drawing>
+      </w:r>
+      <w:r>
+        <w:rPr>
+          <w:noProof/>
+        </w:rPr>
+        <w:lastRenderedPageBreak/>
+        <w:drawing>
+          <wp:inline distT="0" distB="0" distL="0" distR="0" wp14:anchorId="1E463806" wp14:editId="71C352A0">
+            <wp:extent cx="5943600" cy="3438525"/>
+            <wp:effectExtent l="0" t="0" r="0" b="3175"/>
+            <wp:docPr id="163378280" name="Picture 15" descr="A screenshot of a computer&#10;&#10;AI-generated content may be incorrect."/>
+            <wp:cNvGraphicFramePr>
+              <a:graphicFrameLocks xmlns:a="http://schemas.openxmlformats.org/drawingml/2006/main" noChangeAspect="1"/>
+            </wp:cNvGraphicFramePr>
+            <a:graphic xmlns:a="http://schemas.openxmlformats.org/drawingml/2006/main">
+              <a:graphicData uri="http://schemas.openxmlformats.org/drawingml/2006/picture">
+                <pic:pic xmlns:pic="http://schemas.openxmlformats.org/drawingml/2006/picture">
+                  <pic:nvPicPr>
+                    <pic:cNvPr id="163378280" name="Picture 15" descr="A screenshot of a computer&#10;&#10;AI-generated content may be incorrect."/>
+                    <pic:cNvPicPr/>
+                  </pic:nvPicPr>
+                  <pic:blipFill>
+                    <a:blip r:embed="rId12" cstate="print">
+                      <a:extLst>
+                        <a:ext uri="{28A0092B-C50C-407E-A947-70E740481C1C}">
+                          <a14:useLocalDpi xmlns:a14="http://schemas.microsoft.com/office/drawing/2010/main" val="0"/>
+                        </a:ext>
+                      </a:extLst>
+                    </a:blip>
+                    <a:stretch>
+                      <a:fillRect/>
+                    </a:stretch>
+                  </pic:blipFill>
+                  <pic:spPr>
+                    <a:xfrm>
+                      <a:off x="0" y="0"/>
+                      <a:ext cx="5943600" cy="3438525"/>
+                    </a:xfrm>
+                    <a:prstGeom prst="rect">
+                      <a:avLst/>
+                    </a:prstGeom>
+                  </pic:spPr>
+                </pic:pic>
+              </a:graphicData>
+            </a:graphic>
+          </wp:inline>
+        </w:drawing>
+      </w:r>
+      <w:r>
+        <w:rPr>
+          <w:noProof/>
+        </w:rPr>
+        <w:drawing>
+          <wp:inline distT="0" distB="0" distL="0" distR="0" wp14:anchorId="1B4C4BEE" wp14:editId="16A5CD57">
+            <wp:extent cx="5943600" cy="3459480"/>
+            <wp:effectExtent l="0" t="0" r="0" b="0"/>
+            <wp:docPr id="627559276" name="Picture 16" descr="A screenshot of a math problem&#10;&#10;AI-generated content may be incorrect."/>
+            <wp:cNvGraphicFramePr>
+              <a:graphicFrameLocks xmlns:a="http://schemas.openxmlformats.org/drawingml/2006/main" noChangeAspect="1"/>
+            </wp:cNvGraphicFramePr>
+            <a:graphic xmlns:a="http://schemas.openxmlformats.org/drawingml/2006/main">
+              <a:graphicData uri="http://schemas.openxmlformats.org/drawingml/2006/picture">
+                <pic:pic xmlns:pic="http://schemas.openxmlformats.org/drawingml/2006/picture">
+                  <pic:nvPicPr>
+                    <pic:cNvPr id="627559276" name="Picture 16" descr="A screenshot of a math problem&#10;&#10;AI-generated content may be incorrect."/>
+                    <pic:cNvPicPr/>
+                  </pic:nvPicPr>
+                  <pic:blipFill>
+                    <a:blip r:embed="rId13" cstate="print">
+                      <a:extLst>
+                        <a:ext uri="{28A0092B-C50C-407E-A947-70E740481C1C}">
+                          <a14:useLocalDpi xmlns:a14="http://schemas.microsoft.com/office/drawing/2010/main" val="0"/>
+                        </a:ext>
+                      </a:extLst>
+                    </a:blip>
+                    <a:stretch>
+                      <a:fillRect/>
+                    </a:stretch>
+                  </pic:blipFill>
+                  <pic:spPr>
+                    <a:xfrm>
+                      <a:off x="0" y="0"/>
+                      <a:ext cx="5943600" cy="3459480"/>
+                    </a:xfrm>
+                    <a:prstGeom prst="rect">
+                      <a:avLst/>
+                    </a:prstGeom>
+                  </pic:spPr>
+                </pic:pic>
+              </a:graphicData>
+            </a:graphic>
+          </wp:inline>
+        </w:drawing>
+      </w:r>
+      <w:r>
+        <w:rPr>
+          <w:noProof/>
+        </w:rPr>
+        <w:lastRenderedPageBreak/>
+        <w:drawing>
+          <wp:inline distT="0" distB="0" distL="0" distR="0" wp14:anchorId="1A41F2F9" wp14:editId="3A2D2A09">
+            <wp:extent cx="5943600" cy="2367280"/>
+            <wp:effectExtent l="0" t="0" r="0" b="0"/>
+            <wp:docPr id="1485700821" name="Picture 17" descr="A white text with black text&#10;&#10;AI-generated content may be incorrect."/>
+            <wp:cNvGraphicFramePr>
+              <a:graphicFrameLocks xmlns:a="http://schemas.openxmlformats.org/drawingml/2006/main" noChangeAspect="1"/>
+            </wp:cNvGraphicFramePr>
+            <a:graphic xmlns:a="http://schemas.openxmlformats.org/drawingml/2006/main">
+              <a:graphicData uri="http://schemas.openxmlformats.org/drawingml/2006/picture">
+                <pic:pic xmlns:pic="http://schemas.openxmlformats.org/drawingml/2006/picture">
+                  <pic:nvPicPr>
+                    <pic:cNvPr id="1485700821" name="Picture 17" descr="A white text with black text&#10;&#10;AI-generated content may be incorrect."/>
+                    <pic:cNvPicPr/>
+                  </pic:nvPicPr>
+                  <pic:blipFill>
+                    <a:blip r:embed="rId14">
+                      <a:extLst>
+                        <a:ext uri="{28A0092B-C50C-407E-A947-70E740481C1C}">
+                          <a14:useLocalDpi xmlns:a14="http://schemas.microsoft.com/office/drawing/2010/main" val="0"/>
+                        </a:ext>
+                      </a:extLst>
+                    </a:blip>
+                    <a:stretch>
+                      <a:fillRect/>
+                    </a:stretch>
+                  </pic:blipFill>
+                  <pic:spPr>
+                    <a:xfrm>
+                      <a:off x="0" y="0"/>
+                      <a:ext cx="5943600" cy="2367280"/>
+                    </a:xfrm>
+                    <a:prstGeom prst="rect">
+                      <a:avLst/>
+                    </a:prstGeom>
+                  </pic:spPr>
+                </pic:pic>
+              </a:graphicData>
+            </a:graphic>
+          </wp:inline>
+        </w:drawing>
+      </w:r>
+    </w:p>
+    <w:p>
+      <w:pPr>
+        <w:pBdr>
+          <w:bottom w:val="single" w:sz="6" w:space="1" w:color="auto"/>
+        </w:pBdr>
+      </w:pPr>
+    </w:p>
+    <w:p/>
+    <w:p/>
+    <w:p>
+      <w:r>
+        <w:rPr>
+          <w:noProof/>
+        </w:rPr>
+        <w:lastRenderedPageBreak/>
+        <w:drawing>
+          <wp:inline distT="0" distB="0" distL="0" distR="0" wp14:anchorId="0AC49D50" wp14:editId="1D030C68">
+            <wp:extent cx="5943600" cy="1872615"/>
+            <wp:effectExtent l="0" t="0" r="0" b="0"/>
+            <wp:docPr id="85874385" name="Picture 18" descr="A screenshot of a computer&#10;&#10;AI-generated content may be incorrect."/>
+            <wp:cNvGraphicFramePr>
+              <a:graphicFrameLocks xmlns:a="http://schemas.openxmlformats.org/drawingml/2006/main" noChangeAspect="1"/>
+            </wp:cNvGraphicFramePr>
+            <a:graphic xmlns:a="http://schemas.openxmlformats.org/drawingml/2006/main">
+              <a:graphicData uri="http://schemas.openxmlformats.org/drawingml/2006/picture">
+                <pic:pic xmlns:pic="http://schemas.openxmlformats.org/drawingml/2006/picture">
+                  <pic:nvPicPr>
+                    <pic:cNvPr id="85874385" name="Picture 18" descr="A screenshot of a computer&#10;&#10;AI-generated content may be incorrect."/>
+                    <pic:cNvPicPr/>
+                  </pic:nvPicPr>
+                  <pic:blipFill>
+                    <a:blip r:embed="rId15" cstate="print">
+                      <a:extLst>
+                        <a:ext uri="{28A0092B-C50C-407E-A947-70E740481C1C}">
+                          <a14:useLocalDpi xmlns:a14="http://schemas.microsoft.com/office/drawing/2010/main" val="0"/>
+                        </a:ext>
+                      </a:extLst>
+                    </a:blip>
+                    <a:stretch>
+                      <a:fillRect/>
+                    </a:stretch>
+                  </pic:blipFill>
+                  <pic:spPr>
+                    <a:xfrm>
+                      <a:off x="0" y="0"/>
+                      <a:ext cx="5943600" cy="1872615"/>
+                    </a:xfrm>
+                    <a:prstGeom prst="rect">
+                      <a:avLst/>
+                    </a:prstGeom>
+                  </pic:spPr>
+                </pic:pic>
+              </a:graphicData>
+            </a:graphic>
+          </wp:inline>
+        </w:drawing>
+      </w:r>
+      <w:r>
+        <w:rPr>
+          <w:noProof/>
+        </w:rPr>
+        <w:drawing>
+          <wp:inline distT="0" distB="0" distL="0" distR="0" wp14:anchorId="41B63CCA" wp14:editId="797873E5">
+            <wp:extent cx="5943600" cy="5049520"/>
+            <wp:effectExtent l="0" t="0" r="0" b="5080"/>
+            <wp:docPr id="1956891493" name="Picture 19" descr="A screenshot of a math test&#10;&#10;AI-generated content may be incorrect."/>
+            <wp:cNvGraphicFramePr>
+              <a:graphicFrameLocks xmlns:a="http://schemas.openxmlformats.org/drawingml/2006/main" noChangeAspect="1"/>
+            </wp:cNvGraphicFramePr>
+            <a:graphic xmlns:a="http://schemas.openxmlformats.org/drawingml/2006/main">
+              <a:graphicData uri="http://schemas.openxmlformats.org/drawingml/2006/picture">
+                <pic:pic xmlns:pic="http://schemas.openxmlformats.org/drawingml/2006/picture">
+                  <pic:nvPicPr>
+                    <pic:cNvPr id="1956891493" name="Picture 19" descr="A screenshot of a math test&#10;&#10;AI-generated content may be incorrect."/>
+                    <pic:cNvPicPr/>
+                  </pic:nvPicPr>
+                  <pic:blipFill>
+                    <a:blip r:embed="rId16" cstate="print">
+                      <a:extLst>
+                        <a:ext uri="{28A0092B-C50C-407E-A947-70E740481C1C}">
+                          <a14:useLocalDpi xmlns:a14="http://schemas.microsoft.com/office/drawing/2010/main" val="0"/>
+                        </a:ext>
+                      </a:extLst>
+                    </a:blip>
+                    <a:stretch>
+                      <a:fillRect/>
+                    </a:stretch>
+                  </pic:blipFill>
+                  <pic:spPr>
+                    <a:xfrm>
+                      <a:off x="0" y="0"/>
+                      <a:ext cx="5943600" cy="5049520"/>
+                    </a:xfrm>
+                    <a:prstGeom prst="rect">
+                      <a:avLst/>
+                    </a:prstGeom>
+                  </pic:spPr>
+                </pic:pic>
+              </a:graphicData>
+            </a:graphic>
+          </wp:inline>
+        </w:drawing>
+      </w:r>
+      <w:r>
+        <w:rPr>
+          <w:noProof/>
+        </w:rPr>
+        <w:lastRenderedPageBreak/>
+        <w:drawing>
+          <wp:inline distT="0" distB="0" distL="0" distR="0" wp14:anchorId="3595D767" wp14:editId="03CD63C0">
+            <wp:extent cx="5943600" cy="4459605"/>
+            <wp:effectExtent l="0" t="0" r="0" b="0"/>
+            <wp:docPr id="1933695323" name="Picture 20" descr="A screenshot of a math test&#10;&#10;AI-generated content may be incorrect."/>
+            <wp:cNvGraphicFramePr>
+              <a:graphicFrameLocks xmlns:a="http://schemas.openxmlformats.org/drawingml/2006/main" noChangeAspect="1"/>
+            </wp:cNvGraphicFramePr>
+            <a:graphic xmlns:a="http://schemas.openxmlformats.org/drawingml/2006/main">
+              <a:graphicData uri="http://schemas.openxmlformats.org/drawingml/2006/picture">
+                <pic:pic xmlns:pic="http://schemas.openxmlformats.org/drawingml/2006/picture">
+                  <pic:nvPicPr>
+                    <pic:cNvPr id="1933695323" name="Picture 20" descr="A screenshot of a math test&#10;&#10;AI-generated content may be incorrect."/>
+                    <pic:cNvPicPr/>
+                  </pic:nvPicPr>
+                  <pic:blipFill>
+                    <a:blip r:embed="rId17" cstate="print">
+                      <a:extLst>
+                        <a:ext uri="{28A0092B-C50C-407E-A947-70E740481C1C}">
+                          <a14:useLocalDpi xmlns:a14="http://schemas.microsoft.com/office/drawing/2010/main" val="0"/>
+                        </a:ext>
+                      </a:extLst>
+                    </a:blip>
+                    <a:stretch>
+                      <a:fillRect/>
+                    </a:stretch>
+                  </pic:blipFill>
+                  <pic:spPr>
+                    <a:xfrm>
+                      <a:off x="0" y="0"/>
+                      <a:ext cx="5943600" cy="4459605"/>
+                    </a:xfrm>
+                    <a:prstGeom prst="rect">
+                      <a:avLst/>
+                    </a:prstGeom>
+                  </pic:spPr>
+                </pic:pic>
+              </a:graphicData>
+            </a:graphic>
+          </wp:inline>
+        </w:drawing>
+      </w:r>
+      <w:r>
+        <w:rPr>
+          <w:noProof/>
+        </w:rPr>
+        <w:lastRenderedPageBreak/>
+        <w:drawing>
+          <wp:inline distT="0" distB="0" distL="0" distR="0" wp14:anchorId="5A65EE77" wp14:editId="181BF687">
+            <wp:extent cx="5943600" cy="5287645"/>
+            <wp:effectExtent l="0" t="0" r="0" b="0"/>
+            <wp:docPr id="1188810900" name="Picture 21" descr="A paper with text on it&#10;&#10;AI-generated content may be incorrect."/>
+            <wp:cNvGraphicFramePr>
+              <a:graphicFrameLocks xmlns:a="http://schemas.openxmlformats.org/drawingml/2006/main" noChangeAspect="1"/>
+            </wp:cNvGraphicFramePr>
+            <a:graphic xmlns:a="http://schemas.openxmlformats.org/drawingml/2006/main">
+              <a:graphicData uri="http://schemas.openxmlformats.org/drawingml/2006/picture">
+                <pic:pic xmlns:pic="http://schemas.openxmlformats.org/drawingml/2006/picture">
+                  <pic:nvPicPr>
+                    <pic:cNvPr id="1188810900" name="Picture 21" descr="A paper with text on it&#10;&#10;AI-generated content may be incorrect."/>
+                    <pic:cNvPicPr/>
+                  </pic:nvPicPr>
+                  <pic:blipFill>
+                    <a:blip r:embed="rId18" cstate="print">
+                      <a:extLst>
+                        <a:ext uri="{28A0092B-C50C-407E-A947-70E740481C1C}">
+                          <a14:useLocalDpi xmlns:a14="http://schemas.microsoft.com/office/drawing/2010/main" val="0"/>
+                        </a:ext>
+                      </a:extLst>
+                    </a:blip>
+                    <a:stretch>
+                      <a:fillRect/>
+                    </a:stretch>
+                  </pic:blipFill>
+                  <pic:spPr>
+                    <a:xfrm>
+                      <a:off x="0" y="0"/>
+                      <a:ext cx="5943600" cy="5287645"/>
+                    </a:xfrm>
+                    <a:prstGeom prst="rect">
+                      <a:avLst/>
+                    </a:prstGeom>
+                  </pic:spPr>
+                </pic:pic>
+              </a:graphicData>
+            </a:graphic>
+          </wp:inline>
+        </w:drawing>
+      </w:r>
+      <w:r>
+        <w:rPr>
+          <w:noProof/>
+        </w:rPr>
+        <w:lastRenderedPageBreak/>
+        <w:drawing>
+          <wp:inline distT="0" distB="0" distL="0" distR="0" wp14:anchorId="210FDBDF" wp14:editId="0E94F81E">
+            <wp:extent cx="5943600" cy="3347720"/>
+            <wp:effectExtent l="0" t="0" r="0" b="5080"/>
+            <wp:docPr id="792840231" name="Picture 22" descr="A diagram of a scientific experiment&#10;&#10;AI-generated content may be incorrect."/>
+            <wp:cNvGraphicFramePr>
+              <a:graphicFrameLocks xmlns:a="http://schemas.openxmlformats.org/drawingml/2006/main" noChangeAspect="1"/>
+            </wp:cNvGraphicFramePr>
+            <a:graphic xmlns:a="http://schemas.openxmlformats.org/drawingml/2006/main">
+              <a:graphicData uri="http://schemas.openxmlformats.org/drawingml/2006/picture">
+                <pic:pic xmlns:pic="http://schemas.openxmlformats.org/drawingml/2006/picture">
+                  <pic:nvPicPr>
+                    <pic:cNvPr id="792840231" name="Picture 22" descr="A diagram of a scientific experiment&#10;&#10;AI-generated content may be incorrect."/>
+                    <pic:cNvPicPr/>
+                  </pic:nvPicPr>
+                  <pic:blipFill>
+                    <a:blip r:embed="rId19">
+                      <a:extLst>
+                        <a:ext uri="{28A0092B-C50C-407E-A947-70E740481C1C}">
+                          <a14:useLocalDpi xmlns:a14="http://schemas.microsoft.com/office/drawing/2010/main" val="0"/>
+                        </a:ext>
+                      </a:extLst>
+                    </a:blip>
+                    <a:stretch>
+                      <a:fillRect/>
+                    </a:stretch>
+                  </pic:blipFill>
+                  <pic:spPr>
+                    <a:xfrm>
+                      <a:off x="0" y="0"/>
+                      <a:ext cx="5943600" cy="3347720"/>
+                    </a:xfrm>
+                    <a:prstGeom prst="rect">
+                      <a:avLst/>
+                    </a:prstGeom>
+                  </pic:spPr>
+                </pic:pic>
+              </a:graphicData>
+            </a:graphic>
+          </wp:inline>
+        </w:drawing>
+      </w:r>
+      <w:r>
+        <w:rPr>
+          <w:noProof/>
+        </w:rPr>
+        <w:drawing>
+          <wp:inline distT="0" distB="0" distL="0" distR="0" wp14:anchorId="413C816F" wp14:editId="44FE775F">
+            <wp:extent cx="5943600" cy="3416300"/>
+            <wp:effectExtent l="0" t="0" r="0" b="0"/>
+            <wp:docPr id="1588729541" name="Picture 23" descr="A white text on a black background&#10;&#10;AI-generated content may be incorrect."/>
+            <wp:cNvGraphicFramePr>
+              <a:graphicFrameLocks xmlns:a="http://schemas.openxmlformats.org/drawingml/2006/main" noChangeAspect="1"/>
+            </wp:cNvGraphicFramePr>
+            <a:graphic xmlns:a="http://schemas.openxmlformats.org/drawingml/2006/main">
+              <a:graphicData uri="http://schemas.openxmlformats.org/drawingml/2006/picture">
+                <pic:pic xmlns:pic="http://schemas.openxmlformats.org/drawingml/2006/picture">
+                  <pic:nvPicPr>
+                    <pic:cNvPr id="1588729541" name="Picture 23" descr="A white text on a black background&#10;&#10;AI-generated content may be incorrect."/>
+                    <pic:cNvPicPr/>
+                  </pic:nvPicPr>
+                  <pic:blipFill>
+                    <a:blip r:embed="rId20">
+                      <a:extLst>
+                        <a:ext uri="{28A0092B-C50C-407E-A947-70E740481C1C}">
+                          <a14:useLocalDpi xmlns:a14="http://schemas.microsoft.com/office/drawing/2010/main" val="0"/>
+                        </a:ext>
+                      </a:extLst>
+                    </a:blip>
+                    <a:stretch>
+                      <a:fillRect/>
+                    </a:stretch>
+                  </pic:blipFill>
+                  <pic:spPr>
+                    <a:xfrm>
+                      <a:off x="0" y="0"/>
+                      <a:ext cx="5943600" cy="3416300"/>
+                    </a:xfrm>
+                    <a:prstGeom prst="rect">
+                      <a:avLst/>
+                    </a:prstGeom>
+                  </pic:spPr>
+                </pic:pic>
+              </a:graphicData>
+            </a:graphic>
+          </wp:inline>
+        </w:drawing>
+      </w:r>
+    </w:p>
+    <w:p>
+      <w:pPr>
+        <w:pBdr>
+          <w:bottom w:val="single" w:sz="6" w:space="1" w:color="auto"/>
+        </w:pBdr>
+      </w:pPr>
+    </w:p>
+    <w:p/>
+    <w:p>
+      <w:r>
+        <w:rPr>
+          <w:noProof/>
+        </w:rPr>
+        <w:lastRenderedPageBreak/>
+        <w:drawing>
+          <wp:inline distT="0" distB="0" distL="0" distR="0" wp14:anchorId="5DFB2439" wp14:editId="3BADDD9F">
+            <wp:extent cx="5943600" cy="1524000"/>
+            <wp:effectExtent l="0" t="0" r="0" b="0"/>
+            <wp:docPr id="2076758160" name="Picture 24" descr="A white text on a white background&#10;&#10;AI-generated content may be incorrect."/>
+            <wp:cNvGraphicFramePr>
+              <a:graphicFrameLocks xmlns:a="http://schemas.openxmlformats.org/drawingml/2006/main" noChangeAspect="1"/>
+            </wp:cNvGraphicFramePr>
+            <a:graphic xmlns:a="http://schemas.openxmlformats.org/drawingml/2006/main">
+              <a:graphicData uri="http://schemas.openxmlformats.org/drawingml/2006/picture">
+                <pic:pic xmlns:pic="http://schemas.openxmlformats.org/drawingml/2006/picture">
+                  <pic:nvPicPr>
+                    <pic:cNvPr id="2076758160" name="Picture 24" descr="A white text on a white background&#10;&#10;AI-generated content may be incorrect."/>
+                    <pic:cNvPicPr/>
+                  </pic:nvPicPr>
+                  <pic:blipFill>
+                    <a:blip r:embed="rId21" cstate="print">
+                      <a:extLst>
+                        <a:ext uri="{28A0092B-C50C-407E-A947-70E740481C1C}">
+                          <a14:useLocalDpi xmlns:a14="http://schemas.microsoft.com/office/drawing/2010/main" val="0"/>
+                        </a:ext>
+                      </a:extLst>
+                    </a:blip>
+                    <a:stretch>
+                      <a:fillRect/>
+                    </a:stretch>
+                  </pic:blipFill>
+                  <pic:spPr>
+                    <a:xfrm>
+                      <a:off x="0" y="0"/>
+                      <a:ext cx="5943600" cy="1524000"/>
+                    </a:xfrm>
+                    <a:prstGeom prst="rect">
+                      <a:avLst/>
+                    </a:prstGeom>
+                  </pic:spPr>
+                </pic:pic>
+              </a:graphicData>
+            </a:graphic>
+          </wp:inline>
+        </w:drawing>
+      </w:r>
+      <w:r>
+        <w:rPr>
+          <w:noProof/>
+        </w:rPr>
+        <w:drawing>
+          <wp:inline distT="0" distB="0" distL="0" distR="0" wp14:anchorId="46DD48E0" wp14:editId="4C6AE3B1">
+            <wp:extent cx="5943600" cy="4897755"/>
+            <wp:effectExtent l="0" t="0" r="0" b="4445"/>
+            <wp:docPr id="1340974449" name="Picture 25" descr="A screenshot of a math book&#10;&#10;AI-generated content may be incorrect."/>
+            <wp:cNvGraphicFramePr>
+              <a:graphicFrameLocks xmlns:a="http://schemas.openxmlformats.org/drawingml/2006/main" noChangeAspect="1"/>
+            </wp:cNvGraphicFramePr>
+            <a:graphic xmlns:a="http://schemas.openxmlformats.org/drawingml/2006/main">
+              <a:graphicData uri="http://schemas.openxmlformats.org/drawingml/2006/picture">
+                <pic:pic xmlns:pic="http://schemas.openxmlformats.org/drawingml/2006/picture">
+                  <pic:nvPicPr>
+                    <pic:cNvPr id="1340974449" name="Picture 25" descr="A screenshot of a math book&#10;&#10;AI-generated content may be incorrect."/>
+                    <pic:cNvPicPr/>
+                  </pic:nvPicPr>
+                  <pic:blipFill>
+                    <a:blip r:embed="rId22" cstate="print">
+                      <a:extLst>
+                        <a:ext uri="{28A0092B-C50C-407E-A947-70E740481C1C}">
+                          <a14:useLocalDpi xmlns:a14="http://schemas.microsoft.com/office/drawing/2010/main" val="0"/>
+                        </a:ext>
+                      </a:extLst>
+                    </a:blip>
+                    <a:stretch>
+                      <a:fillRect/>
+                    </a:stretch>
+                  </pic:blipFill>
+                  <pic:spPr>
+                    <a:xfrm>
+                      <a:off x="0" y="0"/>
+                      <a:ext cx="5943600" cy="4897755"/>
+                    </a:xfrm>
+                    <a:prstGeom prst="rect">
+                      <a:avLst/>
+                    </a:prstGeom>
+                  </pic:spPr>
+                </pic:pic>
+              </a:graphicData>
+            </a:graphic>
+          </wp:inline>
+        </w:drawing>
+      </w:r>
+      <w:r>
+        <w:rPr>
+          <w:noProof/>
+        </w:rPr>
+        <w:drawing>
+          <wp:inline distT="0" distB="0" distL="0" distR="0" wp14:anchorId="3FB52352" wp14:editId="65EDE5E2">
+            <wp:extent cx="5943600" cy="1728470"/>
+            <wp:effectExtent l="0" t="0" r="0" b="0"/>
+            <wp:docPr id="581131295" name="Picture 26" descr="A math problem with black text&#10;&#10;AI-generated content may be incorrect."/>
+            <wp:cNvGraphicFramePr>
+              <a:graphicFrameLocks xmlns:a="http://schemas.openxmlformats.org/drawingml/2006/main" noChangeAspect="1"/>
+            </wp:cNvGraphicFramePr>
+            <a:graphic xmlns:a="http://schemas.openxmlformats.org/drawingml/2006/main">
+              <a:graphicData uri="http://schemas.openxmlformats.org/drawingml/2006/picture">
+                <pic:pic xmlns:pic="http://schemas.openxmlformats.org/drawingml/2006/picture">
+                  <pic:nvPicPr>
+                    <pic:cNvPr id="581131295" name="Picture 26" descr="A math problem with black text&#10;&#10;AI-generated content may be incorrect."/>
+                    <pic:cNvPicPr/>
+                  </pic:nvPicPr>
+                  <pic:blipFill>
+                    <a:blip r:embed="rId23">
+                      <a:extLst>
+                        <a:ext uri="{28A0092B-C50C-407E-A947-70E740481C1C}">
+                          <a14:useLocalDpi xmlns:a14="http://schemas.microsoft.com/office/drawing/2010/main" val="0"/>
+                        </a:ext>
+                      </a:extLst>
+                    </a:blip>
+                    <a:stretch>
+                      <a:fillRect/>
+                    </a:stretch>
+                  </pic:blipFill>
+                  <pic:spPr>
+                    <a:xfrm>
+                      <a:off x="0" y="0"/>
+                      <a:ext cx="5943600" cy="1728470"/>
+                    </a:xfrm>
+                    <a:prstGeom prst="rect">
+                      <a:avLst/>
+                    </a:prstGeom>
+                  </pic:spPr>
+                </pic:pic>
+              </a:graphicData>
+            </a:graphic>
+          </wp:inline>
+        </w:drawing>
+      </w:r>
+      <w:r>
+        <w:rPr>
+          <w:noProof/>
+        </w:rPr>
+        <w:lastRenderedPageBreak/>
+        <w:drawing>
+          <wp:inline distT="0" distB="0" distL="0" distR="0" wp14:anchorId="716AB78E" wp14:editId="1EA21E23">
+            <wp:extent cx="5943600" cy="4136390"/>
+            <wp:effectExtent l="0" t="0" r="0" b="3810"/>
+            <wp:docPr id="321376289" name="Picture 27" descr="A math equations and formulas on a white background&#10;&#10;AI-generated content may be incorrect."/>
+            <wp:cNvGraphicFramePr>
+              <a:graphicFrameLocks xmlns:a="http://schemas.openxmlformats.org/drawingml/2006/main" noChangeAspect="1"/>
+            </wp:cNvGraphicFramePr>
+            <a:graphic xmlns:a="http://schemas.openxmlformats.org/drawingml/2006/main">
+              <a:graphicData uri="http://schemas.openxmlformats.org/drawingml/2006/picture">
+                <pic:pic xmlns:pic="http://schemas.openxmlformats.org/drawingml/2006/picture">
+                  <pic:nvPicPr>
+                    <pic:cNvPr id="321376289" name="Picture 27" descr="A math equations and formulas on a white background&#10;&#10;AI-generated content may be incorrect."/>
+                    <pic:cNvPicPr/>
+                  </pic:nvPicPr>
+                  <pic:blipFill>
+                    <a:blip r:embed="rId24" cstate="print">
+                      <a:extLst>
+                        <a:ext uri="{28A0092B-C50C-407E-A947-70E740481C1C}">
+                          <a14:useLocalDpi xmlns:a14="http://schemas.microsoft.com/office/drawing/2010/main" val="0"/>
+                        </a:ext>
+                      </a:extLst>
+                    </a:blip>
+                    <a:stretch>
+                      <a:fillRect/>
+                    </a:stretch>
+                  </pic:blipFill>
+                  <pic:spPr>
+                    <a:xfrm>
+                      <a:off x="0" y="0"/>
+                      <a:ext cx="5943600" cy="4136390"/>
+                    </a:xfrm>
+                    <a:prstGeom prst="rect">
+                      <a:avLst/>
+                    </a:prstGeom>
+                  </pic:spPr>
+                </pic:pic>
+              </a:graphicData>
+            </a:graphic>
+          </wp:inline>
+        </w:drawing>
+      </w:r>
+      <w:r>
+        <w:rPr>
+          <w:noProof/>
+        </w:rPr>
+        <w:drawing>
+          <wp:inline distT="0" distB="0" distL="0" distR="0" wp14:anchorId="67430C94" wp14:editId="2F3BA7D3">
+            <wp:extent cx="5943600" cy="1972945"/>
+            <wp:effectExtent l="0" t="0" r="0" b="0"/>
+            <wp:docPr id="2110672823" name="Picture 28" descr="A white text with black text&#10;&#10;AI-generated content may be incorrect."/>
+            <wp:cNvGraphicFramePr>
+              <a:graphicFrameLocks xmlns:a="http://schemas.openxmlformats.org/drawingml/2006/main" noChangeAspect="1"/>
+            </wp:cNvGraphicFramePr>
+            <a:graphic xmlns:a="http://schemas.openxmlformats.org/drawingml/2006/main">
+              <a:graphicData uri="http://schemas.openxmlformats.org/drawingml/2006/picture">
+                <pic:pic xmlns:pic="http://schemas.openxmlformats.org/drawingml/2006/picture">
+                  <pic:nvPicPr>
+                    <pic:cNvPr id="2110672823" name="Picture 28" descr="A white text with black text&#10;&#10;AI-generated content may be incorrect."/>
+                    <pic:cNvPicPr/>
+                  </pic:nvPicPr>
+                  <pic:blipFill>
+                    <a:blip r:embed="rId25" cstate="print">
+                      <a:extLst>
+                        <a:ext uri="{28A0092B-C50C-407E-A947-70E740481C1C}">
+                          <a14:useLocalDpi xmlns:a14="http://schemas.microsoft.com/office/drawing/2010/main" val="0"/>
+                        </a:ext>
+                      </a:extLst>
+                    </a:blip>
+                    <a:stretch>
+                      <a:fillRect/>
+                    </a:stretch>
+                  </pic:blipFill>
+                  <pic:spPr>
+                    <a:xfrm>
+                      <a:off x="0" y="0"/>
+                      <a:ext cx="5943600" cy="1972945"/>
+                    </a:xfrm>
+                    <a:prstGeom prst="rect">
+                      <a:avLst/>
+                    </a:prstGeom>
+                  </pic:spPr>
+                </pic:pic>
+              </a:graphicData>
+            </a:graphic>
+          </wp:inline>
+        </w:drawing>
+      </w:r>
+      <w:r>
+        <w:rPr>
+          <w:noProof/>
+        </w:rPr>
+        <w:lastRenderedPageBreak/>
+        <w:drawing>
+          <wp:inline distT="0" distB="0" distL="0" distR="0" wp14:anchorId="5A95CA24" wp14:editId="1DBE792E">
+            <wp:extent cx="5943600" cy="4403090"/>
+            <wp:effectExtent l="0" t="0" r="0" b="3810"/>
+            <wp:docPr id="490962945" name="Picture 29" descr="A screenshot of a computer&#10;&#10;AI-generated content may be incorrect."/>
+            <wp:cNvGraphicFramePr>
+              <a:graphicFrameLocks xmlns:a="http://schemas.openxmlformats.org/drawingml/2006/main" noChangeAspect="1"/>
+            </wp:cNvGraphicFramePr>
+            <a:graphic xmlns:a="http://schemas.openxmlformats.org/drawingml/2006/main">
+              <a:graphicData uri="http://schemas.openxmlformats.org/drawingml/2006/picture">
+                <pic:pic xmlns:pic="http://schemas.openxmlformats.org/drawingml/2006/picture">
+                  <pic:nvPicPr>
+                    <pic:cNvPr id="490962945" name="Picture 29" descr="A screenshot of a computer&#10;&#10;AI-generated content may be incorrect."/>
+                    <pic:cNvPicPr/>
+                  </pic:nvPicPr>
+                  <pic:blipFill>
+                    <a:blip r:embed="rId26" cstate="print">
+                      <a:extLst>
+                        <a:ext uri="{28A0092B-C50C-407E-A947-70E740481C1C}">
+                          <a14:useLocalDpi xmlns:a14="http://schemas.microsoft.com/office/drawing/2010/main" val="0"/>
+                        </a:ext>
+                      </a:extLst>
+                    </a:blip>
+                    <a:stretch>
+                      <a:fillRect/>
+                    </a:stretch>
+                  </pic:blipFill>
+                  <pic:spPr>
+                    <a:xfrm>
+                      <a:off x="0" y="0"/>
+                      <a:ext cx="5943600" cy="4403090"/>
+                    </a:xfrm>
+                    <a:prstGeom prst="rect">
+                      <a:avLst/>
+                    </a:prstGeom>
+                  </pic:spPr>
+                </pic:pic>
+              </a:graphicData>
+            </a:graphic>
+          </wp:inline>
+        </w:drawing>
+      </w:r>
+      <w:r>
+        <w:rPr>
+          <w:noProof/>
+        </w:rPr>
+        <w:lastRenderedPageBreak/>
+        <w:drawing>
+          <wp:inline distT="0" distB="0" distL="0" distR="0" wp14:anchorId="5CC07F26" wp14:editId="0F146DA1">
+            <wp:extent cx="5943600" cy="5054600"/>
+            <wp:effectExtent l="0" t="0" r="0" b="0"/>
+            <wp:docPr id="125257199" name="Picture 30" descr="A white text on a black background&#10;&#10;AI-generated content may be incorrect."/>
+            <wp:cNvGraphicFramePr>
+              <a:graphicFrameLocks xmlns:a="http://schemas.openxmlformats.org/drawingml/2006/main" noChangeAspect="1"/>
+            </wp:cNvGraphicFramePr>
+            <a:graphic xmlns:a="http://schemas.openxmlformats.org/drawingml/2006/main">
+              <a:graphicData uri="http://schemas.openxmlformats.org/drawingml/2006/picture">
+                <pic:pic xmlns:pic="http://schemas.openxmlformats.org/drawingml/2006/picture">
+                  <pic:nvPicPr>
+                    <pic:cNvPr id="125257199" name="Picture 30" descr="A white text on a black background&#10;&#10;AI-generated content may be incorrect."/>
+                    <pic:cNvPicPr/>
+                  </pic:nvPicPr>
+                  <pic:blipFill>
+                    <a:blip r:embed="rId27" cstate="print">
+                      <a:extLst>
+                        <a:ext uri="{28A0092B-C50C-407E-A947-70E740481C1C}">
+                          <a14:useLocalDpi xmlns:a14="http://schemas.microsoft.com/office/drawing/2010/main" val="0"/>
+                        </a:ext>
+                      </a:extLst>
+                    </a:blip>
+                    <a:stretch>
+                      <a:fillRect/>
+                    </a:stretch>
+                  </pic:blipFill>
+                  <pic:spPr>
+                    <a:xfrm>
+                      <a:off x="0" y="0"/>
+                      <a:ext cx="5943600" cy="5054600"/>
+                    </a:xfrm>
+                    <a:prstGeom prst="rect">
+                      <a:avLst/>
+                    </a:prstGeom>
+                  </pic:spPr>
+                </pic:pic>
+              </a:graphicData>
+            </a:graphic>
+          </wp:inline>
+        </w:drawing>
+      </w:r>
+      <w:r>
+        <w:rPr>
+          <w:noProof/>
+        </w:rPr>
+        <w:lastRenderedPageBreak/>
+        <w:drawing>
+          <wp:inline distT="0" distB="0" distL="0" distR="0" wp14:anchorId="4623AE38" wp14:editId="010DF248">
+            <wp:extent cx="5943600" cy="4267835"/>
+            <wp:effectExtent l="0" t="0" r="0" b="0"/>
+            <wp:docPr id="1626237521" name="Picture 31" descr="A paper with text on it&#10;&#10;AI-generated content may be incorrect."/>
+            <wp:cNvGraphicFramePr>
+              <a:graphicFrameLocks xmlns:a="http://schemas.openxmlformats.org/drawingml/2006/main" noChangeAspect="1"/>
+            </wp:cNvGraphicFramePr>
+            <a:graphic xmlns:a="http://schemas.openxmlformats.org/drawingml/2006/main">
+              <a:graphicData uri="http://schemas.openxmlformats.org/drawingml/2006/picture">
+                <pic:pic xmlns:pic="http://schemas.openxmlformats.org/drawingml/2006/picture">
+                  <pic:nvPicPr>
+                    <pic:cNvPr id="1626237521" name="Picture 31" descr="A paper with text on it&#10;&#10;AI-generated content may be incorrect."/>
+                    <pic:cNvPicPr/>
+                  </pic:nvPicPr>
+                  <pic:blipFill>
+                    <a:blip r:embed="rId28" cstate="print">
+                      <a:extLst>
+                        <a:ext uri="{28A0092B-C50C-407E-A947-70E740481C1C}">
+                          <a14:useLocalDpi xmlns:a14="http://schemas.microsoft.com/office/drawing/2010/main" val="0"/>
+                        </a:ext>
+                      </a:extLst>
+                    </a:blip>
+                    <a:stretch>
+                      <a:fillRect/>
+                    </a:stretch>
+                  </pic:blipFill>
+                  <pic:spPr>
+                    <a:xfrm>
+                      <a:off x="0" y="0"/>
+                      <a:ext cx="5943600" cy="4267835"/>
+                    </a:xfrm>
+                    <a:prstGeom prst="rect">
+                      <a:avLst/>
+                    </a:prstGeom>
+                  </pic:spPr>
+                </pic:pic>
+              </a:graphicData>
+            </a:graphic>
+          </wp:inline>
+        </w:drawing>
       </w:r>
     </w:p>
     <w:sectPr>
@@ -1022,6 +2534,16 @@
       <w:spacing w:val="5"/>
     </w:rPr>
   </w:style>
+  <w:style w:type="character" w:styleId="PlaceholderText">
+    <w:name w:val="Placeholder Text"/>
+    <w:basedOn w:val="DefaultParagraphFont"/>
+    <w:uiPriority w:val="99"/>
+    <w:semiHidden/>
+    <w:rsid w:val="000268A6"/>
+    <w:rPr>
+      <w:color w:val="666666"/>
+    </w:rPr>
+  </w:style>
 </w:styles>
 </file>
 

--- a/docs/curvature_and_stiffness/Deep_Dive_into_Ricci_Curvature_Tensor.docx
+++ b/docs/curvature_and_stiffness/Deep_Dive_into_Ricci_Curvature_Tensor.docx
@@ -1,6 +1,6 @@
 
 <file path=word/document.xml><?xml version="1.0" encoding="utf-8"?>
-<w:document xmlns:wpc="http://schemas.microsoft.com/office/word/2010/wordprocessingCanvas" xmlns:cx="http://schemas.microsoft.com/office/drawing/2014/chartex" xmlns:cx1="http://schemas.microsoft.com/office/drawing/2015/9/8/chartex" xmlns:cx2="http://schemas.microsoft.com/office/drawing/2015/10/21/chartex" xmlns:cx3="http://schemas.microsoft.com/office/drawing/2016/5/9/chartex" xmlns:cx4="http://schemas.microsoft.com/office/drawing/2016/5/10/chartex" xmlns:cx5="http://schemas.microsoft.com/office/drawing/2016/5/11/chartex" xmlns:cx6="http://schemas.microsoft.com/office/drawing/2016/5/12/chartex" xmlns:cx7="http://schemas.microsoft.com/office/drawing/2016/5/13/chartex" xmlns:cx8="http://schemas.microsoft.com/office/drawing/2016/5/14/chartex" xmlns:mc="http://schemas.openxmlformats.org/markup-compatibility/2006" xmlns:aink="http://schemas.microsoft.com/office/drawing/2016/ink" xmlns:am3d="http://schemas.microsoft.com/office/drawing/2017/model3d" xmlns:o="urn:schemas-microsoft-com:office:office" xmlns:oel="http://schemas.microsoft.com/office/2019/extlst" xmlns:r="http://schemas.openxmlformats.org/officeDocument/2006/relationships" xmlns:m="http://schemas.openxmlformats.org/officeDocument/2006/math" xmlns:v="urn:schemas-microsoft-com:vml" xmlns:wp14="http://schemas.microsoft.com/office/word/2010/wordprocessingDrawing" xmlns:wp="http://schemas.openxmlformats.org/drawingml/2006/wordprocessingDrawing" xmlns:w10="urn:schemas-microsoft-com:office:word" xmlns:w="http://schemas.openxmlformats.org/wordprocessingml/2006/main" xmlns:w14="http://schemas.microsoft.com/office/word/2010/wordml" xmlns:w15="http://schemas.microsoft.com/office/word/2012/wordml" xmlns:w16cex="http://schemas.microsoft.com/office/word/2018/wordml/cex" xmlns:w16cid="http://schemas.microsoft.com/office/word/2016/wordml/cid" xmlns:w16="http://schemas.microsoft.com/office/word/2018/wordml" xmlns:w16du="http://schemas.microsoft.com/office/word/2023/wordml/word16du" xmlns:w16sdtdh="http://schemas.microsoft.com/office/word/2020/wordml/sdtdatahash" xmlns:w16sdtfl="http://schemas.microsoft.com/office/word/2024/wordml/sdtformatlock" xmlns:w16se="http://schemas.microsoft.com/office/word/2015/wordml/symex" xmlns:wpg="http://schemas.microsoft.com/office/word/2010/wordprocessingGroup" xmlns:wpi="http://schemas.microsoft.com/office/word/2010/wordprocessingInk" xmlns:wne="http://schemas.microsoft.com/office/word/2006/wordml" xmlns:wps="http://schemas.microsoft.com/office/word/2010/wordprocessingShape" mc:Ignorable="w14 w15 w16se w16cid w16 w16cex w16sdtdh w16sdtfl w16du wp14">
+<w:document xmlns:wpc="http://schemas.microsoft.com/office/word/2010/wordprocessingCanvas" xmlns:cx="http://schemas.microsoft.com/office/drawing/2014/chartex" xmlns:cx1="http://schemas.microsoft.com/office/drawing/2015/9/8/chartex" xmlns:cx2="http://schemas.microsoft.com/office/drawing/2015/10/21/chartex" xmlns:cx3="http://schemas.microsoft.com/office/drawing/2016/5/9/chartex" xmlns:cx4="http://schemas.microsoft.com/office/drawing/2016/5/10/chartex" xmlns:cx5="http://schemas.microsoft.com/office/drawing/2016/5/11/chartex" xmlns:cx6="http://schemas.microsoft.com/office/drawing/2016/5/12/chartex" xmlns:cx7="http://schemas.microsoft.com/office/drawing/2016/5/13/chartex" xmlns:cx8="http://schemas.microsoft.com/office/drawing/2016/5/14/chartex" xmlns:mc="http://schemas.openxmlformats.org/markup-compatibility/2006" xmlns:aink="http://schemas.microsoft.com/office/drawing/2016/ink" xmlns:am3d="http://schemas.microsoft.com/office/drawing/2017/model3d" xmlns:o="urn:schemas-microsoft-com:office:office" xmlns:oel="http://schemas.microsoft.com/office/2019/extlst" xmlns:r="http://schemas.openxmlformats.org/officeDocument/2006/relationships" xmlns:m="http://schemas.openxmlformats.org/officeDocument/2006/math" xmlns:v="urn:schemas-microsoft-com:vml" xmlns:wp14="http://schemas.microsoft.com/office/word/2010/wordprocessingDrawing" xmlns:wp="http://schemas.openxmlformats.org/drawingml/2006/wordprocessingDrawing" xmlns:w10="urn:schemas-microsoft-com:office:word" xmlns:w="http://schemas.openxmlformats.org/wordprocessingml/2006/main" xmlns:w14="http://schemas.microsoft.com/office/word/2010/wordml" xmlns:w15="http://schemas.microsoft.com/office/word/2012/wordml" xmlns:w16cex="http://schemas.microsoft.com/office/word/2018/wordml/cex" xmlns:w16cid="http://schemas.microsoft.com/office/word/2016/wordml/cid" xmlns:w16="http://schemas.microsoft.com/office/word/2018/wordml" xmlns:w16sdtdh="http://schemas.microsoft.com/office/word/2020/wordml/sdtdatahash" xmlns:w16se="http://schemas.microsoft.com/office/word/2015/wordml/symex" xmlns:wpg="http://schemas.microsoft.com/office/word/2010/wordprocessingGroup" xmlns:wpi="http://schemas.microsoft.com/office/word/2010/wordprocessingInk" xmlns:wne="http://schemas.microsoft.com/office/word/2006/wordml" xmlns:wps="http://schemas.microsoft.com/office/word/2010/wordprocessingShape" mc:Ignorable="w14 w15 w16se w16cid w16 w16cex w16sdtdh wp14">
   <w:body>
     <w:p>
       <w:pPr>
@@ -69,6 +69,40 @@
     <w:p>
       <w:r>
         <w:t xml:space="preserve">If we move a tiny distance in the direction of coordinate </w:t>
+      </w:r>
+      <m:oMath>
+        <m:sSup>
+          <m:sSupPr>
+            <m:ctrlPr>
+              <w:rPr>
+                <w:rFonts w:ascii="Cambria Math" w:hAnsi="Cambria Math"/>
+                <w:i/>
+              </w:rPr>
+            </m:ctrlPr>
+          </m:sSupPr>
+          <m:e>
+            <m:r>
+              <w:rPr>
+                <w:rFonts w:ascii="Cambria Math" w:hAnsi="Cambria Math"/>
+              </w:rPr>
+              <m:t>x</m:t>
+            </m:r>
+          </m:e>
+          <m:sup>
+            <m:r>
+              <w:rPr>
+                <w:rFonts w:ascii="Cambria Math" w:hAnsi="Cambria Math"/>
+              </w:rPr>
+              <m:t>β</m:t>
+            </m:r>
+          </m:sup>
+        </m:sSup>
+      </m:oMath>
+      <w:r>
+        <w:rPr>
+          <w:rFonts w:eastAsiaTheme="minorEastAsia"/>
+        </w:rPr>
+        <w:t xml:space="preserve"> the vector V changes. The formula splits this change in two distinct physical contributions:</w:t>
       </w:r>
     </w:p>
     <w:p/>
@@ -346,8 +380,70 @@
         </w:rPr>
       </w:pPr>
     </w:p>
-    <w:p/>
-    <w:p/>
+    <w:p>
+      <w:r>
+        <w:t xml:space="preserve"> 1 ) Component change: </w:t>
+      </w:r>
+      <m:oMath>
+        <m:sSub>
+          <m:sSubPr>
+            <m:ctrlPr>
+              <w:rPr>
+                <w:rFonts w:ascii="Cambria Math" w:hAnsi="Cambria Math"/>
+                <w:i/>
+              </w:rPr>
+            </m:ctrlPr>
+          </m:sSubPr>
+          <m:e>
+            <m:r>
+              <w:rPr>
+                <w:rFonts w:ascii="Cambria Math" w:hAnsi="Cambria Math"/>
+              </w:rPr>
+              <m:t>∂</m:t>
+            </m:r>
+          </m:e>
+          <m:sub>
+            <m:r>
+              <w:rPr>
+                <w:rFonts w:ascii="Cambria Math" w:hAnsi="Cambria Math"/>
+              </w:rPr>
+              <m:t>β</m:t>
+            </m:r>
+          </m:sub>
+        </m:sSub>
+        <m:sSup>
+          <m:sSupPr>
+            <m:ctrlPr>
+              <w:rPr>
+                <w:rFonts w:ascii="Cambria Math" w:hAnsi="Cambria Math"/>
+                <w:i/>
+              </w:rPr>
+            </m:ctrlPr>
+          </m:sSupPr>
+          <m:e>
+            <m:r>
+              <w:rPr>
+                <w:rFonts w:ascii="Cambria Math" w:hAnsi="Cambria Math"/>
+              </w:rPr>
+              <m:t>V</m:t>
+            </m:r>
+          </m:e>
+          <m:sup>
+            <m:r>
+              <w:rPr>
+                <w:rFonts w:ascii="Cambria Math" w:hAnsi="Cambria Math"/>
+              </w:rPr>
+              <m:t>μ</m:t>
+            </m:r>
+          </m:sup>
+        </m:sSup>
+      </m:oMath>
+    </w:p>
+    <w:p>
+      <w:r>
+        <w:t xml:space="preserve">This is the ordinary partial derivative which tracks how the coordinate values change. </w:t>
+      </w:r>
+    </w:p>
     <w:p/>
     <w:p/>
     <w:p/>
@@ -397,7 +493,7 @@
         </w:rPr>
         <w:lastRenderedPageBreak/>
         <w:drawing>
-          <wp:inline distT="0" distB="0" distL="0" distR="0" wp14:anchorId="6DBF374A" wp14:editId="1C3FBA32">
+          <wp:inline distT="0" distB="0" distL="0" distR="0" wp14:anchorId="6DBF374A" wp14:editId="0359C4D0">
             <wp:extent cx="5943600" cy="5414645"/>
             <wp:effectExtent l="0" t="0" r="0" b="0"/>
             <wp:docPr id="1416090357" name="Picture 7" descr="A screenshot of a paper&#10;&#10;AI-generated content may be incorrect."/>
@@ -444,7 +540,7 @@
         </w:rPr>
         <w:lastRenderedPageBreak/>
         <w:drawing>
-          <wp:inline distT="0" distB="0" distL="0" distR="0" wp14:anchorId="10A846CC" wp14:editId="0922EF37">
+          <wp:inline distT="0" distB="0" distL="0" distR="0" wp14:anchorId="10A846CC" wp14:editId="14F7D958">
             <wp:extent cx="5943600" cy="5351780"/>
             <wp:effectExtent l="0" t="0" r="0" b="0"/>
             <wp:docPr id="1772302593" name="Picture 8" descr="A screenshot of a math problem&#10;&#10;AI-generated content may be incorrect."/>
@@ -703,7 +799,7 @@
         </w:rPr>
         <w:lastRenderedPageBreak/>
         <w:drawing>
-          <wp:inline distT="0" distB="0" distL="0" distR="0" wp14:anchorId="74FF68E7" wp14:editId="6D45C406">
+          <wp:inline distT="0" distB="0" distL="0" distR="0" wp14:anchorId="74FF68E7" wp14:editId="3EDBE548">
             <wp:extent cx="5943600" cy="3987165"/>
             <wp:effectExtent l="0" t="0" r="0" b="635"/>
             <wp:docPr id="1831569962" name="Picture 13" descr="A screenshot of a computer&#10;&#10;AI-generated content may be incorrect."/>
@@ -796,7 +892,7 @@
         </w:rPr>
         <w:lastRenderedPageBreak/>
         <w:drawing>
-          <wp:inline distT="0" distB="0" distL="0" distR="0" wp14:anchorId="1E463806" wp14:editId="71C352A0">
+          <wp:inline distT="0" distB="0" distL="0" distR="0" wp14:anchorId="1E463806" wp14:editId="23B3AC0B">
             <wp:extent cx="5943600" cy="3438525"/>
             <wp:effectExtent l="0" t="0" r="0" b="3175"/>
             <wp:docPr id="163378280" name="Picture 15" descr="A screenshot of a computer&#10;&#10;AI-generated content may be incorrect."/>
@@ -842,7 +938,7 @@
           <w:noProof/>
         </w:rPr>
         <w:drawing>
-          <wp:inline distT="0" distB="0" distL="0" distR="0" wp14:anchorId="1B4C4BEE" wp14:editId="16A5CD57">
+          <wp:inline distT="0" distB="0" distL="0" distR="0" wp14:anchorId="1B4C4BEE" wp14:editId="075D5C89">
             <wp:extent cx="5943600" cy="3459480"/>
             <wp:effectExtent l="0" t="0" r="0" b="0"/>
             <wp:docPr id="627559276" name="Picture 16" descr="A screenshot of a math problem&#10;&#10;AI-generated content may be incorrect."/>
@@ -947,7 +1043,7 @@
         </w:rPr>
         <w:lastRenderedPageBreak/>
         <w:drawing>
-          <wp:inline distT="0" distB="0" distL="0" distR="0" wp14:anchorId="0AC49D50" wp14:editId="1D030C68">
+          <wp:inline distT="0" distB="0" distL="0" distR="0" wp14:anchorId="0AC49D50" wp14:editId="2DC8B1E5">
             <wp:extent cx="5943600" cy="1872615"/>
             <wp:effectExtent l="0" t="0" r="0" b="0"/>
             <wp:docPr id="85874385" name="Picture 18" descr="A screenshot of a computer&#10;&#10;AI-generated content may be incorrect."/>
@@ -993,7 +1089,7 @@
           <w:noProof/>
         </w:rPr>
         <w:drawing>
-          <wp:inline distT="0" distB="0" distL="0" distR="0" wp14:anchorId="41B63CCA" wp14:editId="797873E5">
+          <wp:inline distT="0" distB="0" distL="0" distR="0" wp14:anchorId="41B63CCA" wp14:editId="15530A8E">
             <wp:extent cx="5943600" cy="5049520"/>
             <wp:effectExtent l="0" t="0" r="0" b="5080"/>
             <wp:docPr id="1956891493" name="Picture 19" descr="A screenshot of a math test&#10;&#10;AI-generated content may be incorrect."/>
@@ -1040,7 +1136,7 @@
         </w:rPr>
         <w:lastRenderedPageBreak/>
         <w:drawing>
-          <wp:inline distT="0" distB="0" distL="0" distR="0" wp14:anchorId="3595D767" wp14:editId="03CD63C0">
+          <wp:inline distT="0" distB="0" distL="0" distR="0" wp14:anchorId="3595D767" wp14:editId="1796F573">
             <wp:extent cx="5943600" cy="4459605"/>
             <wp:effectExtent l="0" t="0" r="0" b="0"/>
             <wp:docPr id="1933695323" name="Picture 20" descr="A screenshot of a math test&#10;&#10;AI-generated content may be incorrect."/>
@@ -1087,7 +1183,7 @@
         </w:rPr>
         <w:lastRenderedPageBreak/>
         <w:drawing>
-          <wp:inline distT="0" distB="0" distL="0" distR="0" wp14:anchorId="5A65EE77" wp14:editId="181BF687">
+          <wp:inline distT="0" distB="0" distL="0" distR="0" wp14:anchorId="5A65EE77" wp14:editId="1D9927C2">
             <wp:extent cx="5943600" cy="5287645"/>
             <wp:effectExtent l="0" t="0" r="0" b="0"/>
             <wp:docPr id="1188810900" name="Picture 21" descr="A paper with text on it&#10;&#10;AI-generated content may be incorrect."/>
@@ -1237,7 +1333,7 @@
         </w:rPr>
         <w:lastRenderedPageBreak/>
         <w:drawing>
-          <wp:inline distT="0" distB="0" distL="0" distR="0" wp14:anchorId="5DFB2439" wp14:editId="3BADDD9F">
+          <wp:inline distT="0" distB="0" distL="0" distR="0" wp14:anchorId="5DFB2439" wp14:editId="1EE3A0B6">
             <wp:extent cx="5943600" cy="1524000"/>
             <wp:effectExtent l="0" t="0" r="0" b="0"/>
             <wp:docPr id="2076758160" name="Picture 24" descr="A white text on a white background&#10;&#10;AI-generated content may be incorrect."/>
@@ -1283,7 +1379,7 @@
           <w:noProof/>
         </w:rPr>
         <w:drawing>
-          <wp:inline distT="0" distB="0" distL="0" distR="0" wp14:anchorId="46DD48E0" wp14:editId="4C6AE3B1">
+          <wp:inline distT="0" distB="0" distL="0" distR="0" wp14:anchorId="46DD48E0" wp14:editId="68B5BB69">
             <wp:extent cx="5943600" cy="4897755"/>
             <wp:effectExtent l="0" t="0" r="0" b="4445"/>
             <wp:docPr id="1340974449" name="Picture 25" descr="A screenshot of a math book&#10;&#10;AI-generated content may be incorrect."/>
@@ -1376,7 +1472,7 @@
         </w:rPr>
         <w:lastRenderedPageBreak/>
         <w:drawing>
-          <wp:inline distT="0" distB="0" distL="0" distR="0" wp14:anchorId="716AB78E" wp14:editId="1EA21E23">
+          <wp:inline distT="0" distB="0" distL="0" distR="0" wp14:anchorId="716AB78E" wp14:editId="0026B9E2">
             <wp:extent cx="5943600" cy="4136390"/>
             <wp:effectExtent l="0" t="0" r="0" b="3810"/>
             <wp:docPr id="321376289" name="Picture 27" descr="A math equations and formulas on a white background&#10;&#10;AI-generated content may be incorrect."/>
@@ -1422,7 +1518,7 @@
           <w:noProof/>
         </w:rPr>
         <w:drawing>
-          <wp:inline distT="0" distB="0" distL="0" distR="0" wp14:anchorId="67430C94" wp14:editId="2F3BA7D3">
+          <wp:inline distT="0" distB="0" distL="0" distR="0" wp14:anchorId="67430C94" wp14:editId="4068663B">
             <wp:extent cx="5943600" cy="1972945"/>
             <wp:effectExtent l="0" t="0" r="0" b="0"/>
             <wp:docPr id="2110672823" name="Picture 28" descr="A white text with black text&#10;&#10;AI-generated content may be incorrect."/>
@@ -1469,7 +1565,7 @@
         </w:rPr>
         <w:lastRenderedPageBreak/>
         <w:drawing>
-          <wp:inline distT="0" distB="0" distL="0" distR="0" wp14:anchorId="5A95CA24" wp14:editId="1DBE792E">
+          <wp:inline distT="0" distB="0" distL="0" distR="0" wp14:anchorId="5A95CA24" wp14:editId="2DC3823F">
             <wp:extent cx="5943600" cy="4403090"/>
             <wp:effectExtent l="0" t="0" r="0" b="3810"/>
             <wp:docPr id="490962945" name="Picture 29" descr="A screenshot of a computer&#10;&#10;AI-generated content may be incorrect."/>
@@ -1516,7 +1612,7 @@
         </w:rPr>
         <w:lastRenderedPageBreak/>
         <w:drawing>
-          <wp:inline distT="0" distB="0" distL="0" distR="0" wp14:anchorId="5CC07F26" wp14:editId="0F146DA1">
+          <wp:inline distT="0" distB="0" distL="0" distR="0" wp14:anchorId="5CC07F26" wp14:editId="64C67D58">
             <wp:extent cx="5943600" cy="5054600"/>
             <wp:effectExtent l="0" t="0" r="0" b="0"/>
             <wp:docPr id="125257199" name="Picture 30" descr="A white text on a black background&#10;&#10;AI-generated content may be incorrect."/>
@@ -1563,7 +1659,7 @@
         </w:rPr>
         <w:lastRenderedPageBreak/>
         <w:drawing>
-          <wp:inline distT="0" distB="0" distL="0" distR="0" wp14:anchorId="4623AE38" wp14:editId="010DF248">
+          <wp:inline distT="0" distB="0" distL="0" distR="0" wp14:anchorId="4623AE38" wp14:editId="79A25C93">
             <wp:extent cx="5943600" cy="4267835"/>
             <wp:effectExtent l="0" t="0" r="0" b="0"/>
             <wp:docPr id="1626237521" name="Picture 31" descr="A paper with text on it&#10;&#10;AI-generated content may be incorrect."/>
@@ -1616,7 +1712,7 @@
 </file>
 
 <file path=word/styles.xml><?xml version="1.0" encoding="utf-8"?>
-<w:styles xmlns:mc="http://schemas.openxmlformats.org/markup-compatibility/2006" xmlns:r="http://schemas.openxmlformats.org/officeDocument/2006/relationships" xmlns:w="http://schemas.openxmlformats.org/wordprocessingml/2006/main" xmlns:w14="http://schemas.microsoft.com/office/word/2010/wordml" xmlns:w15="http://schemas.microsoft.com/office/word/2012/wordml" xmlns:w16cex="http://schemas.microsoft.com/office/word/2018/wordml/cex" xmlns:w16cid="http://schemas.microsoft.com/office/word/2016/wordml/cid" xmlns:w16="http://schemas.microsoft.com/office/word/2018/wordml" xmlns:w16du="http://schemas.microsoft.com/office/word/2023/wordml/word16du" xmlns:w16sdtdh="http://schemas.microsoft.com/office/word/2020/wordml/sdtdatahash" xmlns:w16sdtfl="http://schemas.microsoft.com/office/word/2024/wordml/sdtformatlock" xmlns:w16se="http://schemas.microsoft.com/office/word/2015/wordml/symex" mc:Ignorable="w14 w15 w16se w16cid w16 w16cex w16sdtdh w16sdtfl w16du">
+<w:styles xmlns:mc="http://schemas.openxmlformats.org/markup-compatibility/2006" xmlns:r="http://schemas.openxmlformats.org/officeDocument/2006/relationships" xmlns:w="http://schemas.openxmlformats.org/wordprocessingml/2006/main" xmlns:w14="http://schemas.microsoft.com/office/word/2010/wordml" xmlns:w15="http://schemas.microsoft.com/office/word/2012/wordml" xmlns:w16cex="http://schemas.microsoft.com/office/word/2018/wordml/cex" xmlns:w16cid="http://schemas.microsoft.com/office/word/2016/wordml/cid" xmlns:w16="http://schemas.microsoft.com/office/word/2018/wordml" xmlns:w16sdtdh="http://schemas.microsoft.com/office/word/2020/wordml/sdtdatahash" xmlns:w16se="http://schemas.microsoft.com/office/word/2015/wordml/symex" mc:Ignorable="w14 w15 w16se w16cid w16 w16cex w16sdtdh">
   <w:docDefaults>
     <w:rPrDefault>
       <w:rPr>

--- a/docs/curvature_and_stiffness/Deep_Dive_into_Ricci_Curvature_Tensor.docx
+++ b/docs/curvature_and_stiffness/Deep_Dive_into_Ricci_Curvature_Tensor.docx
@@ -445,6 +445,12 @@
       </w:r>
     </w:p>
     <w:p/>
+    <w:p>
+      <w:r>
+        <w:t xml:space="preserve"> 2 ) The Basis change: </w:t>
+      </w:r>
+    </w:p>
+    <w:p/>
     <w:p/>
     <w:p/>
     <w:p>
@@ -508,7 +514,7 @@
                     <pic:cNvPicPr/>
                   </pic:nvPicPr>
                   <pic:blipFill>
-                    <a:blip r:embed="rId4" cstate="print">
+                    <a:blip r:embed="rId5" cstate="print">
                       <a:extLst>
                         <a:ext uri="{28A0092B-C50C-407E-A947-70E740481C1C}">
                           <a14:useLocalDpi xmlns:a14="http://schemas.microsoft.com/office/drawing/2010/main" val="0"/>
@@ -534,6 +540,165 @@
           </wp:inline>
         </w:drawing>
       </w:r>
+    </w:p>
+    <w:p>
+      <w:pPr>
+        <w:pStyle w:val="ListParagraph"/>
+        <w:numPr>
+          <w:ilvl w:val="0"/>
+          <w:numId w:val="1"/>
+        </w:numPr>
+      </w:pPr>
+      <w:r>
+        <w:t>Derive the form with the two terms</w:t>
+      </w:r>
+    </w:p>
+    <w:p>
+      <w:pPr>
+        <w:ind w:left="360"/>
+      </w:pPr>
+      <w:r>
+        <w:rPr>
+          <w:noProof/>
+        </w:rPr>
+        <w:lastRenderedPageBreak/>
+        <w:drawing>
+          <wp:inline distT="0" distB="0" distL="0" distR="0" wp14:anchorId="4C0BB1D0" wp14:editId="56DA83B7">
+            <wp:extent cx="5943600" cy="4367530"/>
+            <wp:effectExtent l="0" t="0" r="0" b="1270"/>
+            <wp:docPr id="808683518" name="Picture 1"/>
+            <wp:cNvGraphicFramePr>
+              <a:graphicFrameLocks xmlns:a="http://schemas.openxmlformats.org/drawingml/2006/main" noChangeAspect="1"/>
+            </wp:cNvGraphicFramePr>
+            <a:graphic xmlns:a="http://schemas.openxmlformats.org/drawingml/2006/main">
+              <a:graphicData uri="http://schemas.openxmlformats.org/drawingml/2006/picture">
+                <pic:pic xmlns:pic="http://schemas.openxmlformats.org/drawingml/2006/picture">
+                  <pic:nvPicPr>
+                    <pic:cNvPr id="808683518" name="Picture 808683518"/>
+                    <pic:cNvPicPr/>
+                  </pic:nvPicPr>
+                  <pic:blipFill>
+                    <a:blip r:embed="rId6">
+                      <a:extLst>
+                        <a:ext uri="{28A0092B-C50C-407E-A947-70E740481C1C}">
+                          <a14:useLocalDpi xmlns:a14="http://schemas.microsoft.com/office/drawing/2010/main" val="0"/>
+                        </a:ext>
+                      </a:extLst>
+                    </a:blip>
+                    <a:stretch>
+                      <a:fillRect/>
+                    </a:stretch>
+                  </pic:blipFill>
+                  <pic:spPr>
+                    <a:xfrm>
+                      <a:off x="0" y="0"/>
+                      <a:ext cx="5943600" cy="4367530"/>
+                    </a:xfrm>
+                    <a:prstGeom prst="rect">
+                      <a:avLst/>
+                    </a:prstGeom>
+                  </pic:spPr>
+                </pic:pic>
+              </a:graphicData>
+            </a:graphic>
+          </wp:inline>
+        </w:drawing>
+      </w:r>
+      <w:r>
+        <w:rPr>
+          <w:noProof/>
+        </w:rPr>
+        <w:lastRenderedPageBreak/>
+        <w:drawing>
+          <wp:inline distT="0" distB="0" distL="0" distR="0" wp14:anchorId="419D1676" wp14:editId="7CDE45EC">
+            <wp:extent cx="5943600" cy="4478020"/>
+            <wp:effectExtent l="0" t="0" r="0" b="5080"/>
+            <wp:docPr id="1540710993" name="Picture 2"/>
+            <wp:cNvGraphicFramePr>
+              <a:graphicFrameLocks xmlns:a="http://schemas.openxmlformats.org/drawingml/2006/main" noChangeAspect="1"/>
+            </wp:cNvGraphicFramePr>
+            <a:graphic xmlns:a="http://schemas.openxmlformats.org/drawingml/2006/main">
+              <a:graphicData uri="http://schemas.openxmlformats.org/drawingml/2006/picture">
+                <pic:pic xmlns:pic="http://schemas.openxmlformats.org/drawingml/2006/picture">
+                  <pic:nvPicPr>
+                    <pic:cNvPr id="1540710993" name="Picture 1540710993"/>
+                    <pic:cNvPicPr/>
+                  </pic:nvPicPr>
+                  <pic:blipFill>
+                    <a:blip r:embed="rId7" cstate="print">
+                      <a:extLst>
+                        <a:ext uri="{28A0092B-C50C-407E-A947-70E740481C1C}">
+                          <a14:useLocalDpi xmlns:a14="http://schemas.microsoft.com/office/drawing/2010/main" val="0"/>
+                        </a:ext>
+                      </a:extLst>
+                    </a:blip>
+                    <a:stretch>
+                      <a:fillRect/>
+                    </a:stretch>
+                  </pic:blipFill>
+                  <pic:spPr>
+                    <a:xfrm>
+                      <a:off x="0" y="0"/>
+                      <a:ext cx="5943600" cy="4478020"/>
+                    </a:xfrm>
+                    <a:prstGeom prst="rect">
+                      <a:avLst/>
+                    </a:prstGeom>
+                  </pic:spPr>
+                </pic:pic>
+              </a:graphicData>
+            </a:graphic>
+          </wp:inline>
+        </w:drawing>
+      </w:r>
+      <w:r>
+        <w:rPr>
+          <w:noProof/>
+        </w:rPr>
+        <w:drawing>
+          <wp:inline distT="0" distB="0" distL="0" distR="0" wp14:anchorId="535946F7" wp14:editId="4C51E580">
+            <wp:extent cx="5943600" cy="3397250"/>
+            <wp:effectExtent l="0" t="0" r="0" b="6350"/>
+            <wp:docPr id="1355509414" name="Picture 3"/>
+            <wp:cNvGraphicFramePr>
+              <a:graphicFrameLocks xmlns:a="http://schemas.openxmlformats.org/drawingml/2006/main" noChangeAspect="1"/>
+            </wp:cNvGraphicFramePr>
+            <a:graphic xmlns:a="http://schemas.openxmlformats.org/drawingml/2006/main">
+              <a:graphicData uri="http://schemas.openxmlformats.org/drawingml/2006/picture">
+                <pic:pic xmlns:pic="http://schemas.openxmlformats.org/drawingml/2006/picture">
+                  <pic:nvPicPr>
+                    <pic:cNvPr id="1355509414" name="Picture 1355509414"/>
+                    <pic:cNvPicPr/>
+                  </pic:nvPicPr>
+                  <pic:blipFill>
+                    <a:blip r:embed="rId8">
+                      <a:extLst>
+                        <a:ext uri="{28A0092B-C50C-407E-A947-70E740481C1C}">
+                          <a14:useLocalDpi xmlns:a14="http://schemas.microsoft.com/office/drawing/2010/main" val="0"/>
+                        </a:ext>
+                      </a:extLst>
+                    </a:blip>
+                    <a:stretch>
+                      <a:fillRect/>
+                    </a:stretch>
+                  </pic:blipFill>
+                  <pic:spPr>
+                    <a:xfrm>
+                      <a:off x="0" y="0"/>
+                      <a:ext cx="5943600" cy="3397250"/>
+                    </a:xfrm>
+                    <a:prstGeom prst="rect">
+                      <a:avLst/>
+                    </a:prstGeom>
+                  </pic:spPr>
+                </pic:pic>
+              </a:graphicData>
+            </a:graphic>
+          </wp:inline>
+        </w:drawing>
+      </w:r>
+    </w:p>
+    <w:p>
       <w:r>
         <w:rPr>
           <w:noProof/>
@@ -555,7 +720,7 @@
                     <pic:cNvPicPr/>
                   </pic:nvPicPr>
                   <pic:blipFill>
-                    <a:blip r:embed="rId5" cstate="print">
+                    <a:blip r:embed="rId9" cstate="print">
                       <a:extLst>
                         <a:ext uri="{28A0092B-C50C-407E-A947-70E740481C1C}">
                           <a14:useLocalDpi xmlns:a14="http://schemas.microsoft.com/office/drawing/2010/main" val="0"/>
@@ -602,7 +767,7 @@
                     <pic:cNvPicPr/>
                   </pic:nvPicPr>
                   <pic:blipFill>
-                    <a:blip r:embed="rId6">
+                    <a:blip r:embed="rId10">
                       <a:extLst>
                         <a:ext uri="{28A0092B-C50C-407E-A947-70E740481C1C}">
                           <a14:useLocalDpi xmlns:a14="http://schemas.microsoft.com/office/drawing/2010/main" val="0"/>
@@ -648,7 +813,7 @@
                     <pic:cNvPicPr/>
                   </pic:nvPicPr>
                   <pic:blipFill>
-                    <a:blip r:embed="rId7" cstate="print">
+                    <a:blip r:embed="rId11" cstate="print">
                       <a:extLst>
                         <a:ext uri="{28A0092B-C50C-407E-A947-70E740481C1C}">
                           <a14:useLocalDpi xmlns:a14="http://schemas.microsoft.com/office/drawing/2010/main" val="0"/>
@@ -695,7 +860,7 @@
                     <pic:cNvPicPr/>
                   </pic:nvPicPr>
                   <pic:blipFill>
-                    <a:blip r:embed="rId8">
+                    <a:blip r:embed="rId12">
                       <a:extLst>
                         <a:ext uri="{28A0092B-C50C-407E-A947-70E740481C1C}">
                           <a14:useLocalDpi xmlns:a14="http://schemas.microsoft.com/office/drawing/2010/main" val="0"/>
@@ -742,7 +907,7 @@
                     <pic:cNvPicPr/>
                   </pic:nvPicPr>
                   <pic:blipFill>
-                    <a:blip r:embed="rId9">
+                    <a:blip r:embed="rId13">
                       <a:extLst>
                         <a:ext uri="{28A0092B-C50C-407E-A947-70E740481C1C}">
                           <a14:useLocalDpi xmlns:a14="http://schemas.microsoft.com/office/drawing/2010/main" val="0"/>
@@ -814,7 +979,7 @@
                     <pic:cNvPicPr/>
                   </pic:nvPicPr>
                   <pic:blipFill>
-                    <a:blip r:embed="rId10" cstate="print">
+                    <a:blip r:embed="rId14" cstate="print">
                       <a:extLst>
                         <a:ext uri="{28A0092B-C50C-407E-A947-70E740481C1C}">
                           <a14:useLocalDpi xmlns:a14="http://schemas.microsoft.com/office/drawing/2010/main" val="0"/>
@@ -860,7 +1025,7 @@
                     <pic:cNvPicPr/>
                   </pic:nvPicPr>
                   <pic:blipFill>
-                    <a:blip r:embed="rId11">
+                    <a:blip r:embed="rId15">
                       <a:extLst>
                         <a:ext uri="{28A0092B-C50C-407E-A947-70E740481C1C}">
                           <a14:useLocalDpi xmlns:a14="http://schemas.microsoft.com/office/drawing/2010/main" val="0"/>
@@ -907,7 +1072,7 @@
                     <pic:cNvPicPr/>
                   </pic:nvPicPr>
                   <pic:blipFill>
-                    <a:blip r:embed="rId12" cstate="print">
+                    <a:blip r:embed="rId16" cstate="print">
                       <a:extLst>
                         <a:ext uri="{28A0092B-C50C-407E-A947-70E740481C1C}">
                           <a14:useLocalDpi xmlns:a14="http://schemas.microsoft.com/office/drawing/2010/main" val="0"/>
@@ -953,7 +1118,7 @@
                     <pic:cNvPicPr/>
                   </pic:nvPicPr>
                   <pic:blipFill>
-                    <a:blip r:embed="rId13" cstate="print">
+                    <a:blip r:embed="rId17" cstate="print">
                       <a:extLst>
                         <a:ext uri="{28A0092B-C50C-407E-A947-70E740481C1C}">
                           <a14:useLocalDpi xmlns:a14="http://schemas.microsoft.com/office/drawing/2010/main" val="0"/>
@@ -1000,7 +1165,7 @@
                     <pic:cNvPicPr/>
                   </pic:nvPicPr>
                   <pic:blipFill>
-                    <a:blip r:embed="rId14">
+                    <a:blip r:embed="rId18">
                       <a:extLst>
                         <a:ext uri="{28A0092B-C50C-407E-A947-70E740481C1C}">
                           <a14:useLocalDpi xmlns:a14="http://schemas.microsoft.com/office/drawing/2010/main" val="0"/>
@@ -1058,7 +1223,7 @@
                     <pic:cNvPicPr/>
                   </pic:nvPicPr>
                   <pic:blipFill>
-                    <a:blip r:embed="rId15" cstate="print">
+                    <a:blip r:embed="rId19" cstate="print">
                       <a:extLst>
                         <a:ext uri="{28A0092B-C50C-407E-A947-70E740481C1C}">
                           <a14:useLocalDpi xmlns:a14="http://schemas.microsoft.com/office/drawing/2010/main" val="0"/>
@@ -1104,7 +1269,7 @@
                     <pic:cNvPicPr/>
                   </pic:nvPicPr>
                   <pic:blipFill>
-                    <a:blip r:embed="rId16" cstate="print">
+                    <a:blip r:embed="rId20" cstate="print">
                       <a:extLst>
                         <a:ext uri="{28A0092B-C50C-407E-A947-70E740481C1C}">
                           <a14:useLocalDpi xmlns:a14="http://schemas.microsoft.com/office/drawing/2010/main" val="0"/>
@@ -1151,7 +1316,7 @@
                     <pic:cNvPicPr/>
                   </pic:nvPicPr>
                   <pic:blipFill>
-                    <a:blip r:embed="rId17" cstate="print">
+                    <a:blip r:embed="rId21" cstate="print">
                       <a:extLst>
                         <a:ext uri="{28A0092B-C50C-407E-A947-70E740481C1C}">
                           <a14:useLocalDpi xmlns:a14="http://schemas.microsoft.com/office/drawing/2010/main" val="0"/>
@@ -1198,7 +1363,7 @@
                     <pic:cNvPicPr/>
                   </pic:nvPicPr>
                   <pic:blipFill>
-                    <a:blip r:embed="rId18" cstate="print">
+                    <a:blip r:embed="rId22" cstate="print">
                       <a:extLst>
                         <a:ext uri="{28A0092B-C50C-407E-A947-70E740481C1C}">
                           <a14:useLocalDpi xmlns:a14="http://schemas.microsoft.com/office/drawing/2010/main" val="0"/>
@@ -1245,7 +1410,7 @@
                     <pic:cNvPicPr/>
                   </pic:nvPicPr>
                   <pic:blipFill>
-                    <a:blip r:embed="rId19">
+                    <a:blip r:embed="rId23">
                       <a:extLst>
                         <a:ext uri="{28A0092B-C50C-407E-A947-70E740481C1C}">
                           <a14:useLocalDpi xmlns:a14="http://schemas.microsoft.com/office/drawing/2010/main" val="0"/>
@@ -1291,7 +1456,7 @@
                     <pic:cNvPicPr/>
                   </pic:nvPicPr>
                   <pic:blipFill>
-                    <a:blip r:embed="rId20">
+                    <a:blip r:embed="rId24">
                       <a:extLst>
                         <a:ext uri="{28A0092B-C50C-407E-A947-70E740481C1C}">
                           <a14:useLocalDpi xmlns:a14="http://schemas.microsoft.com/office/drawing/2010/main" val="0"/>
@@ -1348,7 +1513,7 @@
                     <pic:cNvPicPr/>
                   </pic:nvPicPr>
                   <pic:blipFill>
-                    <a:blip r:embed="rId21" cstate="print">
+                    <a:blip r:embed="rId25" cstate="print">
                       <a:extLst>
                         <a:ext uri="{28A0092B-C50C-407E-A947-70E740481C1C}">
                           <a14:useLocalDpi xmlns:a14="http://schemas.microsoft.com/office/drawing/2010/main" val="0"/>
@@ -1394,7 +1559,7 @@
                     <pic:cNvPicPr/>
                   </pic:nvPicPr>
                   <pic:blipFill>
-                    <a:blip r:embed="rId22" cstate="print">
+                    <a:blip r:embed="rId26" cstate="print">
                       <a:extLst>
                         <a:ext uri="{28A0092B-C50C-407E-A947-70E740481C1C}">
                           <a14:useLocalDpi xmlns:a14="http://schemas.microsoft.com/office/drawing/2010/main" val="0"/>
@@ -1440,7 +1605,7 @@
                     <pic:cNvPicPr/>
                   </pic:nvPicPr>
                   <pic:blipFill>
-                    <a:blip r:embed="rId23">
+                    <a:blip r:embed="rId27">
                       <a:extLst>
                         <a:ext uri="{28A0092B-C50C-407E-A947-70E740481C1C}">
                           <a14:useLocalDpi xmlns:a14="http://schemas.microsoft.com/office/drawing/2010/main" val="0"/>
@@ -1487,7 +1652,7 @@
                     <pic:cNvPicPr/>
                   </pic:nvPicPr>
                   <pic:blipFill>
-                    <a:blip r:embed="rId24" cstate="print">
+                    <a:blip r:embed="rId28" cstate="print">
                       <a:extLst>
                         <a:ext uri="{28A0092B-C50C-407E-A947-70E740481C1C}">
                           <a14:useLocalDpi xmlns:a14="http://schemas.microsoft.com/office/drawing/2010/main" val="0"/>
@@ -1533,7 +1698,7 @@
                     <pic:cNvPicPr/>
                   </pic:nvPicPr>
                   <pic:blipFill>
-                    <a:blip r:embed="rId25" cstate="print">
+                    <a:blip r:embed="rId29" cstate="print">
                       <a:extLst>
                         <a:ext uri="{28A0092B-C50C-407E-A947-70E740481C1C}">
                           <a14:useLocalDpi xmlns:a14="http://schemas.microsoft.com/office/drawing/2010/main" val="0"/>
@@ -1580,7 +1745,7 @@
                     <pic:cNvPicPr/>
                   </pic:nvPicPr>
                   <pic:blipFill>
-                    <a:blip r:embed="rId26" cstate="print">
+                    <a:blip r:embed="rId30" cstate="print">
                       <a:extLst>
                         <a:ext uri="{28A0092B-C50C-407E-A947-70E740481C1C}">
                           <a14:useLocalDpi xmlns:a14="http://schemas.microsoft.com/office/drawing/2010/main" val="0"/>
@@ -1627,7 +1792,7 @@
                     <pic:cNvPicPr/>
                   </pic:nvPicPr>
                   <pic:blipFill>
-                    <a:blip r:embed="rId27" cstate="print">
+                    <a:blip r:embed="rId31" cstate="print">
                       <a:extLst>
                         <a:ext uri="{28A0092B-C50C-407E-A947-70E740481C1C}">
                           <a14:useLocalDpi xmlns:a14="http://schemas.microsoft.com/office/drawing/2010/main" val="0"/>
@@ -1674,7 +1839,7 @@
                     <pic:cNvPicPr/>
                   </pic:nvPicPr>
                   <pic:blipFill>
-                    <a:blip r:embed="rId28" cstate="print">
+                    <a:blip r:embed="rId32" cstate="print">
                       <a:extLst>
                         <a:ext uri="{28A0092B-C50C-407E-A947-70E740481C1C}">
                           <a14:useLocalDpi xmlns:a14="http://schemas.microsoft.com/office/drawing/2010/main" val="0"/>
@@ -1709,6 +1874,127 @@
     </w:sectPr>
   </w:body>
 </w:document>
+</file>
+
+<file path=word/numbering.xml><?xml version="1.0" encoding="utf-8"?>
+<w:numbering xmlns:wpc="http://schemas.microsoft.com/office/word/2010/wordprocessingCanvas" xmlns:cx="http://schemas.microsoft.com/office/drawing/2014/chartex" xmlns:cx1="http://schemas.microsoft.com/office/drawing/2015/9/8/chartex" xmlns:cx2="http://schemas.microsoft.com/office/drawing/2015/10/21/chartex" xmlns:cx3="http://schemas.microsoft.com/office/drawing/2016/5/9/chartex" xmlns:cx4="http://schemas.microsoft.com/office/drawing/2016/5/10/chartex" xmlns:cx5="http://schemas.microsoft.com/office/drawing/2016/5/11/chartex" xmlns:cx6="http://schemas.microsoft.com/office/drawing/2016/5/12/chartex" xmlns:cx7="http://schemas.microsoft.com/office/drawing/2016/5/13/chartex" xmlns:cx8="http://schemas.microsoft.com/office/drawing/2016/5/14/chartex" xmlns:mc="http://schemas.openxmlformats.org/markup-compatibility/2006" xmlns:aink="http://schemas.microsoft.com/office/drawing/2016/ink" xmlns:am3d="http://schemas.microsoft.com/office/drawing/2017/model3d" xmlns:o="urn:schemas-microsoft-com:office:office" xmlns:oel="http://schemas.microsoft.com/office/2019/extlst" xmlns:r="http://schemas.openxmlformats.org/officeDocument/2006/relationships" xmlns:m="http://schemas.openxmlformats.org/officeDocument/2006/math" xmlns:v="urn:schemas-microsoft-com:vml" xmlns:wp14="http://schemas.microsoft.com/office/word/2010/wordprocessingDrawing" xmlns:wp="http://schemas.openxmlformats.org/drawingml/2006/wordprocessingDrawing" xmlns:w10="urn:schemas-microsoft-com:office:word" xmlns:w="http://schemas.openxmlformats.org/wordprocessingml/2006/main" xmlns:w14="http://schemas.microsoft.com/office/word/2010/wordml" xmlns:w15="http://schemas.microsoft.com/office/word/2012/wordml" xmlns:w16cex="http://schemas.microsoft.com/office/word/2018/wordml/cex" xmlns:w16cid="http://schemas.microsoft.com/office/word/2016/wordml/cid" xmlns:w16="http://schemas.microsoft.com/office/word/2018/wordml" xmlns:w16sdtdh="http://schemas.microsoft.com/office/word/2020/wordml/sdtdatahash" xmlns:w16se="http://schemas.microsoft.com/office/word/2015/wordml/symex" xmlns:wpg="http://schemas.microsoft.com/office/word/2010/wordprocessingGroup" xmlns:wpi="http://schemas.microsoft.com/office/word/2010/wordprocessingInk" xmlns:wne="http://schemas.microsoft.com/office/word/2006/wordml" xmlns:wps="http://schemas.microsoft.com/office/word/2010/wordprocessingShape" mc:Ignorable="w14 w15 w16se w16cid w16 w16cex w16sdtdh wp14">
+  <w:abstractNum w:abstractNumId="0" w15:restartNumberingAfterBreak="0">
+    <w:nsid w:val="6C315BB3"/>
+    <w:multiLevelType w:val="hybridMultilevel"/>
+    <w:tmpl w:val="7BDC4C0C"/>
+    <w:lvl w:ilvl="0" w:tplc="6C50AA52">
+      <w:start w:val="2"/>
+      <w:numFmt w:val="bullet"/>
+      <w:lvlText w:val=""/>
+      <w:lvlJc w:val="left"/>
+      <w:pPr>
+        <w:ind w:left="720" w:hanging="360"/>
+      </w:pPr>
+      <w:rPr>
+        <w:rFonts w:ascii="Wingdings" w:eastAsiaTheme="minorHAnsi" w:hAnsi="Wingdings" w:cstheme="minorBidi" w:hint="default"/>
+      </w:rPr>
+    </w:lvl>
+    <w:lvl w:ilvl="1" w:tplc="04090003" w:tentative="1">
+      <w:start w:val="1"/>
+      <w:numFmt w:val="bullet"/>
+      <w:lvlText w:val="o"/>
+      <w:lvlJc w:val="left"/>
+      <w:pPr>
+        <w:ind w:left="1440" w:hanging="360"/>
+      </w:pPr>
+      <w:rPr>
+        <w:rFonts w:ascii="Courier New" w:hAnsi="Courier New" w:cs="Courier New" w:hint="default"/>
+      </w:rPr>
+    </w:lvl>
+    <w:lvl w:ilvl="2" w:tplc="04090005" w:tentative="1">
+      <w:start w:val="1"/>
+      <w:numFmt w:val="bullet"/>
+      <w:lvlText w:val=""/>
+      <w:lvlJc w:val="left"/>
+      <w:pPr>
+        <w:ind w:left="2160" w:hanging="360"/>
+      </w:pPr>
+      <w:rPr>
+        <w:rFonts w:ascii="Wingdings" w:hAnsi="Wingdings" w:hint="default"/>
+      </w:rPr>
+    </w:lvl>
+    <w:lvl w:ilvl="3" w:tplc="04090001" w:tentative="1">
+      <w:start w:val="1"/>
+      <w:numFmt w:val="bullet"/>
+      <w:lvlText w:val=""/>
+      <w:lvlJc w:val="left"/>
+      <w:pPr>
+        <w:ind w:left="2880" w:hanging="360"/>
+      </w:pPr>
+      <w:rPr>
+        <w:rFonts w:ascii="Symbol" w:hAnsi="Symbol" w:hint="default"/>
+      </w:rPr>
+    </w:lvl>
+    <w:lvl w:ilvl="4" w:tplc="04090003" w:tentative="1">
+      <w:start w:val="1"/>
+      <w:numFmt w:val="bullet"/>
+      <w:lvlText w:val="o"/>
+      <w:lvlJc w:val="left"/>
+      <w:pPr>
+        <w:ind w:left="3600" w:hanging="360"/>
+      </w:pPr>
+      <w:rPr>
+        <w:rFonts w:ascii="Courier New" w:hAnsi="Courier New" w:cs="Courier New" w:hint="default"/>
+      </w:rPr>
+    </w:lvl>
+    <w:lvl w:ilvl="5" w:tplc="04090005" w:tentative="1">
+      <w:start w:val="1"/>
+      <w:numFmt w:val="bullet"/>
+      <w:lvlText w:val=""/>
+      <w:lvlJc w:val="left"/>
+      <w:pPr>
+        <w:ind w:left="4320" w:hanging="360"/>
+      </w:pPr>
+      <w:rPr>
+        <w:rFonts w:ascii="Wingdings" w:hAnsi="Wingdings" w:hint="default"/>
+      </w:rPr>
+    </w:lvl>
+    <w:lvl w:ilvl="6" w:tplc="04090001" w:tentative="1">
+      <w:start w:val="1"/>
+      <w:numFmt w:val="bullet"/>
+      <w:lvlText w:val=""/>
+      <w:lvlJc w:val="left"/>
+      <w:pPr>
+        <w:ind w:left="5040" w:hanging="360"/>
+      </w:pPr>
+      <w:rPr>
+        <w:rFonts w:ascii="Symbol" w:hAnsi="Symbol" w:hint="default"/>
+      </w:rPr>
+    </w:lvl>
+    <w:lvl w:ilvl="7" w:tplc="04090003" w:tentative="1">
+      <w:start w:val="1"/>
+      <w:numFmt w:val="bullet"/>
+      <w:lvlText w:val="o"/>
+      <w:lvlJc w:val="left"/>
+      <w:pPr>
+        <w:ind w:left="5760" w:hanging="360"/>
+      </w:pPr>
+      <w:rPr>
+        <w:rFonts w:ascii="Courier New" w:hAnsi="Courier New" w:cs="Courier New" w:hint="default"/>
+      </w:rPr>
+    </w:lvl>
+    <w:lvl w:ilvl="8" w:tplc="04090005" w:tentative="1">
+      <w:start w:val="1"/>
+      <w:numFmt w:val="bullet"/>
+      <w:lvlText w:val=""/>
+      <w:lvlJc w:val="left"/>
+      <w:pPr>
+        <w:ind w:left="6480" w:hanging="360"/>
+      </w:pPr>
+      <w:rPr>
+        <w:rFonts w:ascii="Wingdings" w:hAnsi="Wingdings" w:hint="default"/>
+      </w:rPr>
+    </w:lvl>
+  </w:abstractNum>
+  <w:num w:numId="1" w16cid:durableId="372197188">
+    <w:abstractNumId w:val="0"/>
+  </w:num>
+</w:numbering>
 </file>
 
 <file path=word/styles.xml><?xml version="1.0" encoding="utf-8"?>

--- a/docs/curvature_and_stiffness/Deep_Dive_into_Ricci_Curvature_Tensor.docx
+++ b/docs/curvature_and_stiffness/Deep_Dive_into_Ricci_Curvature_Tensor.docx
@@ -449,8 +449,173 @@
       <w:r>
         <w:t xml:space="preserve"> 2 ) The Basis change: </w:t>
       </w:r>
+      <m:oMath>
+        <m:sSubSup>
+          <m:sSubSupPr>
+            <m:ctrlPr>
+              <w:rPr>
+                <w:rFonts w:ascii="Cambria Math" w:hAnsi="Cambria Math"/>
+                <w:i/>
+              </w:rPr>
+            </m:ctrlPr>
+          </m:sSubSupPr>
+          <m:e>
+            <m:r>
+              <m:rPr>
+                <m:sty m:val="p"/>
+              </m:rPr>
+              <w:rPr>
+                <w:rFonts w:ascii="Cambria Math" w:hAnsi="Cambria Math"/>
+              </w:rPr>
+              <m:t>Γ</m:t>
+            </m:r>
+          </m:e>
+          <m:sub>
+            <m:r>
+              <w:rPr>
+                <w:rFonts w:ascii="Cambria Math" w:hAnsi="Cambria Math"/>
+              </w:rPr>
+              <m:t>νβ</m:t>
+            </m:r>
+          </m:sub>
+          <m:sup>
+            <m:r>
+              <w:rPr>
+                <w:rFonts w:ascii="Cambria Math" w:hAnsi="Cambria Math"/>
+              </w:rPr>
+              <m:t>μ</m:t>
+            </m:r>
+          </m:sup>
+        </m:sSubSup>
+        <m:sSup>
+          <m:sSupPr>
+            <m:ctrlPr>
+              <w:rPr>
+                <w:rFonts w:ascii="Cambria Math" w:hAnsi="Cambria Math"/>
+                <w:i/>
+              </w:rPr>
+            </m:ctrlPr>
+          </m:sSupPr>
+          <m:e>
+            <m:r>
+              <w:rPr>
+                <w:rFonts w:ascii="Cambria Math" w:hAnsi="Cambria Math"/>
+              </w:rPr>
+              <m:t>V</m:t>
+            </m:r>
+          </m:e>
+          <m:sup>
+            <m:r>
+              <w:rPr>
+                <w:rFonts w:ascii="Cambria Math" w:hAnsi="Cambria Math"/>
+              </w:rPr>
+              <m:t>ν</m:t>
+            </m:r>
+          </m:sup>
+        </m:sSup>
+      </m:oMath>
     </w:p>
-    <w:p/>
+    <w:p>
+      <w:r>
+        <w:t>This term compensates for the bending of space. Even if a vector in Riemann space is constant</w:t>
+      </w:r>
+      <w:r>
+        <w:rPr>
+          <w:lang w:val="bg-BG"/>
+        </w:rPr>
+        <w:t xml:space="preserve"> </w:t>
+      </w:r>
+      <w:r>
+        <w:t xml:space="preserve">its numerical components will shift if the coordinate grid curves. The Christoffel symbol </w:t>
+      </w:r>
+      <m:oMath>
+        <m:sSubSup>
+          <m:sSubSupPr>
+            <m:ctrlPr>
+              <w:rPr>
+                <w:rFonts w:ascii="Cambria Math" w:hAnsi="Cambria Math"/>
+                <w:i/>
+              </w:rPr>
+            </m:ctrlPr>
+          </m:sSubSupPr>
+          <m:e>
+            <m:r>
+              <m:rPr>
+                <m:sty m:val="p"/>
+              </m:rPr>
+              <w:rPr>
+                <w:rFonts w:ascii="Cambria Math" w:hAnsi="Cambria Math"/>
+              </w:rPr>
+              <m:t>Γ</m:t>
+            </m:r>
+          </m:e>
+          <m:sub>
+            <m:r>
+              <w:rPr>
+                <w:rFonts w:ascii="Cambria Math" w:hAnsi="Cambria Math"/>
+              </w:rPr>
+              <m:t>νβ</m:t>
+            </m:r>
+          </m:sub>
+          <m:sup>
+            <m:r>
+              <w:rPr>
+                <w:rFonts w:ascii="Cambria Math" w:hAnsi="Cambria Math"/>
+              </w:rPr>
+              <m:t>μ</m:t>
+            </m:r>
+          </m:sup>
+        </m:sSubSup>
+      </m:oMath>
+      <w:r>
+        <w:rPr>
+          <w:rFonts w:eastAsiaTheme="minorEastAsia"/>
+        </w:rPr>
+        <w:t xml:space="preserve"> measures how the </w:t>
+      </w:r>
+      <m:oMath>
+        <m:r>
+          <w:rPr>
+            <w:rFonts w:ascii="Cambria Math" w:hAnsi="Cambria Math"/>
+          </w:rPr>
+          <m:t>ν</m:t>
+        </m:r>
+      </m:oMath>
+      <w:r>
+        <w:rPr>
+          <w:rFonts w:eastAsiaTheme="minorEastAsia"/>
+        </w:rPr>
+        <w:t xml:space="preserve">-basis vector rotates in the </w:t>
+      </w:r>
+      <m:oMath>
+        <m:r>
+          <w:rPr>
+            <w:rFonts w:ascii="Cambria Math" w:hAnsi="Cambria Math"/>
+          </w:rPr>
+          <m:t>μ</m:t>
+        </m:r>
+      </m:oMath>
+      <w:r>
+        <w:rPr>
+          <w:rFonts w:eastAsiaTheme="minorEastAsia"/>
+        </w:rPr>
+        <w:t xml:space="preserve"> as the observation point moves in </w:t>
+      </w:r>
+      <m:oMath>
+        <m:r>
+          <w:rPr>
+            <w:rFonts w:ascii="Cambria Math" w:hAnsi="Cambria Math"/>
+          </w:rPr>
+          <m:t>β</m:t>
+        </m:r>
+      </m:oMath>
+      <w:r>
+        <w:rPr>
+          <w:rFonts w:eastAsiaTheme="minorEastAsia"/>
+        </w:rPr>
+        <w:t xml:space="preserve"> direction.</w:t>
+      </w:r>
+    </w:p>
     <w:p/>
     <w:p/>
     <w:p>

--- a/docs/curvature_and_stiffness/Deep_Dive_into_Ricci_Curvature_Tensor.docx
+++ b/docs/curvature_and_stiffness/Deep_Dive_into_Ricci_Curvature_Tensor.docx
@@ -617,6 +617,112 @@
       </w:r>
     </w:p>
     <w:p/>
+    <w:p>
+      <w:r>
+        <w:t>To find out how the basis term change arises , we apply the product rule to a vector field expanded in its own basis:</w:t>
+      </w:r>
+    </w:p>
+    <w:p/>
+    <w:p>
+      <w:r>
+        <w:t xml:space="preserve">The vector field </w:t>
+      </w:r>
+      <m:oMath>
+        <m:r>
+          <m:rPr>
+            <m:sty m:val="b"/>
+          </m:rPr>
+          <w:rPr>
+            <w:rFonts w:ascii="Cambria Math" w:hAnsi="Cambria Math"/>
+          </w:rPr>
+          <m:t>V</m:t>
+        </m:r>
+      </m:oMath>
+      <w:r>
+        <w:t xml:space="preserve"> is given as :</w:t>
+      </w:r>
+    </w:p>
+    <w:p/>
+    <w:p>
+      <w:r>
+        <w:t xml:space="preserve"> </w:t>
+      </w:r>
+      <m:oMath>
+        <m:r>
+          <m:rPr>
+            <m:sty m:val="b"/>
+          </m:rPr>
+          <w:rPr>
+            <w:rFonts w:ascii="Cambria Math" w:hAnsi="Cambria Math"/>
+          </w:rPr>
+          <m:t>V</m:t>
+        </m:r>
+        <m:r>
+          <m:rPr>
+            <m:sty m:val="p"/>
+          </m:rPr>
+          <w:rPr>
+            <w:rFonts w:ascii="Cambria Math" w:hAnsi="Cambria Math"/>
+          </w:rPr>
+          <m:t>=</m:t>
+        </m:r>
+        <m:sSup>
+          <m:sSupPr>
+            <m:ctrlPr>
+              <w:rPr>
+                <w:rFonts w:ascii="Cambria Math" w:hAnsi="Cambria Math"/>
+                <w:i/>
+              </w:rPr>
+            </m:ctrlPr>
+          </m:sSupPr>
+          <m:e>
+            <m:r>
+              <w:rPr>
+                <w:rFonts w:ascii="Cambria Math" w:hAnsi="Cambria Math"/>
+              </w:rPr>
+              <m:t>V</m:t>
+            </m:r>
+          </m:e>
+          <m:sup>
+            <m:r>
+              <w:rPr>
+                <w:rFonts w:ascii="Cambria Math" w:hAnsi="Cambria Math"/>
+              </w:rPr>
+              <m:t>ν</m:t>
+            </m:r>
+          </m:sup>
+        </m:sSup>
+        <m:sSub>
+          <m:sSubPr>
+            <m:ctrlPr>
+              <w:rPr>
+                <w:rFonts w:ascii="Cambria Math" w:hAnsi="Cambria Math"/>
+                <w:i/>
+              </w:rPr>
+            </m:ctrlPr>
+          </m:sSubPr>
+          <m:e>
+            <m:r>
+              <m:rPr>
+                <m:sty m:val="b"/>
+              </m:rPr>
+              <w:rPr>
+                <w:rFonts w:ascii="Cambria Math" w:hAnsi="Cambria Math"/>
+              </w:rPr>
+              <m:t>e</m:t>
+            </m:r>
+          </m:e>
+          <m:sub>
+            <m:r>
+              <w:rPr>
+                <w:rFonts w:ascii="Cambria Math" w:hAnsi="Cambria Math"/>
+              </w:rPr>
+              <m:t>ν</m:t>
+            </m:r>
+          </m:sub>
+        </m:sSub>
+      </m:oMath>
+    </w:p>
     <w:p/>
     <w:p>
       <w:pPr>

--- a/docs/curvature_and_stiffness/Deep_Dive_into_Ricci_Curvature_Tensor.docx
+++ b/docs/curvature_and_stiffness/Deep_Dive_into_Ricci_Curvature_Tensor.docx
@@ -644,6 +644,11 @@
     </w:p>
     <w:p/>
     <w:p>
+      <w:pPr>
+        <w:rPr>
+          <w:rFonts w:eastAsiaTheme="minorEastAsia"/>
+        </w:rPr>
+      </w:pPr>
       <w:r>
         <w:t xml:space="preserve"> </w:t>
       </w:r>
@@ -723,6 +728,146 @@
         </m:sSub>
       </m:oMath>
     </w:p>
+    <w:p>
+      <w:pPr>
+        <w:rPr>
+          <w:rFonts w:eastAsiaTheme="minorEastAsia"/>
+        </w:rPr>
+      </w:pPr>
+    </w:p>
+    <w:p>
+      <w:pPr>
+        <w:rPr>
+          <w:rFonts w:eastAsiaTheme="minorEastAsia"/>
+        </w:rPr>
+      </w:pPr>
+      <w:r>
+        <w:rPr>
+          <w:rFonts w:eastAsiaTheme="minorEastAsia"/>
+        </w:rPr>
+        <w:t xml:space="preserve">In non-Cartesian coordinate </w:t>
+      </w:r>
+      <w:r>
+        <w:rPr>
+          <w:rFonts w:eastAsiaTheme="minorEastAsia"/>
+        </w:rPr>
+        <w:t>system,</w:t>
+      </w:r>
+      <w:r>
+        <w:rPr>
+          <w:rFonts w:eastAsiaTheme="minorEastAsia"/>
+        </w:rPr>
+        <w:t xml:space="preserve"> </w:t>
+      </w:r>
+      <w:r>
+        <w:rPr>
+          <w:rFonts w:eastAsiaTheme="minorEastAsia"/>
+        </w:rPr>
+        <w:t xml:space="preserve">the basis vectors </w:t>
+      </w:r>
+      <m:oMath>
+        <m:sSub>
+          <m:sSubPr>
+            <m:ctrlPr>
+              <w:rPr>
+                <w:rFonts w:ascii="Cambria Math" w:hAnsi="Cambria Math"/>
+                <w:i/>
+              </w:rPr>
+            </m:ctrlPr>
+          </m:sSubPr>
+          <m:e>
+            <m:r>
+              <m:rPr>
+                <m:sty m:val="b"/>
+              </m:rPr>
+              <w:rPr>
+                <w:rFonts w:ascii="Cambria Math" w:hAnsi="Cambria Math"/>
+              </w:rPr>
+              <m:t>e</m:t>
+            </m:r>
+          </m:e>
+          <m:sub>
+            <m:r>
+              <w:rPr>
+                <w:rFonts w:ascii="Cambria Math" w:hAnsi="Cambria Math"/>
+              </w:rPr>
+              <m:t>ν</m:t>
+            </m:r>
+          </m:sub>
+        </m:sSub>
+      </m:oMath>
+      <w:r>
+        <w:rPr>
+          <w:rFonts w:eastAsiaTheme="minorEastAsia"/>
+        </w:rPr>
+        <w:t xml:space="preserve"> change from point to point. </w:t>
+      </w:r>
+      <w:r>
+        <w:rPr>
+          <w:rFonts w:eastAsiaTheme="minorEastAsia"/>
+        </w:rPr>
+        <w:t xml:space="preserve">Taking the partial derivative of </w:t>
+      </w:r>
+      <m:oMath>
+        <m:r>
+          <m:rPr>
+            <m:sty m:val="b"/>
+          </m:rPr>
+          <w:rPr>
+            <w:rFonts w:ascii="Cambria Math" w:hAnsi="Cambria Math"/>
+          </w:rPr>
+          <m:t>V</m:t>
+        </m:r>
+      </m:oMath>
+      <w:r>
+        <w:rPr>
+          <w:rFonts w:eastAsiaTheme="minorEastAsia"/>
+        </w:rPr>
+        <w:t xml:space="preserve"> with respect to coordinate </w:t>
+      </w:r>
+      <m:oMath>
+        <m:sSup>
+          <m:sSupPr>
+            <m:ctrlPr>
+              <w:rPr>
+                <w:rFonts w:ascii="Cambria Math" w:eastAsiaTheme="minorEastAsia" w:hAnsi="Cambria Math"/>
+                <w:i/>
+              </w:rPr>
+            </m:ctrlPr>
+          </m:sSupPr>
+          <m:e>
+            <m:r>
+              <w:rPr>
+                <w:rFonts w:ascii="Cambria Math" w:eastAsiaTheme="minorEastAsia" w:hAnsi="Cambria Math"/>
+              </w:rPr>
+              <m:t>x</m:t>
+            </m:r>
+          </m:e>
+          <m:sup>
+            <m:r>
+              <w:rPr>
+                <w:rFonts w:ascii="Cambria Math" w:eastAsiaTheme="minorEastAsia" w:hAnsi="Cambria Math"/>
+              </w:rPr>
+              <m:t>β</m:t>
+            </m:r>
+          </m:sup>
+        </m:sSup>
+      </m:oMath>
+      <w:r>
+        <w:rPr>
+          <w:rFonts w:eastAsiaTheme="minorEastAsia"/>
+        </w:rPr>
+        <w:t xml:space="preserve"> is expressed as:</w:t>
+      </w:r>
+    </w:p>
+    <w:p>
+      <w:pPr>
+        <w:rPr>
+          <w:rFonts w:eastAsiaTheme="minorEastAsia"/>
+        </w:rPr>
+      </w:pPr>
+    </w:p>
+    <w:p/>
     <w:p/>
     <w:p>
       <w:pPr>
@@ -758,6 +903,7 @@
         <w:pStyle w:val="Heading1"/>
       </w:pPr>
       <w:r>
+        <w:lastRenderedPageBreak/>
         <w:t>Appendix</w:t>
       </w:r>
     </w:p>
@@ -768,7 +914,6 @@
         <w:rPr>
           <w:noProof/>
         </w:rPr>
-        <w:lastRenderedPageBreak/>
         <w:drawing>
           <wp:inline distT="0" distB="0" distL="0" distR="0" wp14:anchorId="6DBF374A" wp14:editId="0359C4D0">
             <wp:extent cx="5943600" cy="5414645"/>
